--- a/Урок 5. Настройка SSH.docx
+++ b/Урок 5. Настройка SSH.docx
@@ -33,9 +33,6 @@
       <w:pPr>
         <w:spacing w:after="0"/>
         <w:jc w:val="both"/>
-        <w:rPr>
-          <w:lang w:val="en-US"/>
-        </w:rPr>
       </w:pPr>
     </w:p>
     <w:p>
@@ -490,7 +487,27 @@
         <w:t>.</w:t>
       </w:r>
       <w:r>
-        <w:t xml:space="preserve"> </w:t>
+        <w:t xml:space="preserve"> В режиме глобальной конф.: </w:t>
+      </w:r>
+      <w:r>
+        <w:t>ip ssh version 2</w:t>
+      </w:r>
+    </w:p>
+    <w:p>
+      <w:pPr>
+        <w:pStyle w:val="a7"/>
+        <w:numPr>
+          <w:ilvl w:val="0"/>
+          <w:numId w:val="6"/>
+        </w:numPr>
+        <w:spacing w:after="0"/>
+        <w:jc w:val="both"/>
+      </w:pPr>
+      <w:r>
+        <w:t>После нужно задать ключ</w:t>
+      </w:r>
+      <w:r>
+        <w:t xml:space="preserve">. </w:t>
       </w:r>
       <w:r>
         <w:t>В режиме глобальной конф.:</w:t>
@@ -499,7 +516,50 @@
         <w:t xml:space="preserve"> </w:t>
       </w:r>
       <w:r>
-        <w:t>ip ssh version 2</w:t>
+        <w:rPr>
+          <w:lang w:val="en-US"/>
+        </w:rPr>
+        <w:t>crypto</w:t>
+      </w:r>
+      <w:r>
+        <w:t xml:space="preserve"> </w:t>
+      </w:r>
+      <w:r>
+        <w:rPr>
+          <w:lang w:val="en-US"/>
+        </w:rPr>
+        <w:t>key</w:t>
+      </w:r>
+      <w:r>
+        <w:t xml:space="preserve"> </w:t>
+      </w:r>
+      <w:r>
+        <w:rPr>
+          <w:lang w:val="en-US"/>
+        </w:rPr>
+        <w:t>generate</w:t>
+      </w:r>
+      <w:r>
+        <w:t xml:space="preserve"> </w:t>
+      </w:r>
+      <w:r>
+        <w:rPr>
+          <w:lang w:val="en-US"/>
+        </w:rPr>
+        <w:t>rsa</w:t>
+      </w:r>
+      <w:r>
+        <w:t>.</w:t>
+      </w:r>
+    </w:p>
+    <w:p>
+      <w:pPr>
+        <w:spacing w:after="0"/>
+        <w:ind w:left="720"/>
+        <w:jc w:val="both"/>
+      </w:pPr>
+      <w:r>
+        <w:t>Далее ввести: 512 (бит)</w:t>
       </w:r>
     </w:p>
     <w:p>
@@ -513,82 +573,283 @@
         <w:jc w:val="both"/>
       </w:pPr>
       <w:r>
-        <w:t>После нужно задать ключ</w:t>
-      </w:r>
-      <w:r>
-        <w:t xml:space="preserve">. </w:t>
-      </w:r>
-      <w:r>
-        <w:t>В режиме глобальной конф.:</w:t>
-      </w:r>
-      <w:r>
-        <w:t xml:space="preserve"> </w:t>
-      </w:r>
-      <w:r>
-        <w:rPr>
-          <w:lang w:val="en-US"/>
-        </w:rPr>
-        <w:t>crypto</w:t>
-      </w:r>
-      <w:r>
-        <w:t xml:space="preserve"> </w:t>
-      </w:r>
-      <w:r>
-        <w:rPr>
-          <w:lang w:val="en-US"/>
-        </w:rPr>
-        <w:t>key</w:t>
-      </w:r>
-      <w:r>
-        <w:t xml:space="preserve"> </w:t>
-      </w:r>
-      <w:r>
-        <w:rPr>
-          <w:lang w:val="en-US"/>
-        </w:rPr>
-        <w:t>generate</w:t>
-      </w:r>
-      <w:r>
-        <w:t xml:space="preserve"> </w:t>
-      </w:r>
-      <w:r>
-        <w:rPr>
-          <w:lang w:val="en-US"/>
-        </w:rPr>
-        <w:t>rsa</w:t>
-      </w:r>
-      <w:r>
+        <w:t xml:space="preserve">Активировать службу </w:t>
+      </w:r>
+      <w:r>
+        <w:rPr>
+          <w:lang w:val="en-US"/>
+        </w:rPr>
+        <w:t>AAA</w:t>
+      </w:r>
+      <w:r>
+        <w:t xml:space="preserve">: </w:t>
+      </w:r>
+      <w:r>
+        <w:rPr>
+          <w:lang w:val="en-US"/>
+        </w:rPr>
+        <w:t>aaa</w:t>
+      </w:r>
+      <w:r>
+        <w:t xml:space="preserve"> </w:t>
+      </w:r>
+      <w:r>
+        <w:rPr>
+          <w:lang w:val="en-US"/>
+        </w:rPr>
+        <w:t>new</w:t>
+      </w:r>
+      <w:r>
+        <w:t>-</w:t>
+      </w:r>
+      <w:r>
+        <w:rPr>
+          <w:lang w:val="en-US"/>
+        </w:rPr>
+        <w:t>model</w:t>
+      </w:r>
+    </w:p>
+    <w:p>
+      <w:pPr>
+        <w:pStyle w:val="a7"/>
+        <w:numPr>
+          <w:ilvl w:val="0"/>
+          <w:numId w:val="6"/>
+        </w:numPr>
+        <w:spacing w:after="0"/>
+        <w:jc w:val="both"/>
+      </w:pPr>
+      <w:r>
+        <w:t xml:space="preserve">Сохранить изменения: </w:t>
+      </w:r>
+      <w:r>
+        <w:rPr>
+          <w:lang w:val="en-US"/>
+        </w:rPr>
+        <w:t>do wr.</w:t>
+      </w:r>
+    </w:p>
+    <w:p>
+      <w:pPr>
+        <w:spacing w:after="0"/>
+        <w:jc w:val="both"/>
+        <w:rPr>
+          <w:lang w:val="en-US"/>
+        </w:rPr>
+      </w:pPr>
+      <w:r>
+        <w:t>Четвертый шаг</w:t>
+      </w:r>
+      <w:r>
+        <w:rPr>
+          <w:lang w:val="en-US"/>
+        </w:rPr>
         <w:t>.</w:t>
       </w:r>
     </w:p>
     <w:p>
       <w:pPr>
-        <w:spacing w:after="0"/>
-        <w:ind w:left="720"/>
-        <w:jc w:val="both"/>
-      </w:pPr>
-      <w:r>
-        <w:t>Далее ввести: 512 (бит)</w:t>
-      </w:r>
-    </w:p>
-    <w:p>
-      <w:pPr>
-        <w:pStyle w:val="a7"/>
-        <w:numPr>
-          <w:ilvl w:val="0"/>
-          <w:numId w:val="6"/>
-        </w:numPr>
-        <w:spacing w:after="0"/>
-        <w:jc w:val="both"/>
-      </w:pPr>
-      <w:r>
-        <w:t xml:space="preserve">Активировать службу </w:t>
-      </w:r>
-      <w:r>
-        <w:rPr>
-          <w:lang w:val="en-US"/>
-        </w:rPr>
-        <w:t>AAA</w:t>
+        <w:pStyle w:val="a7"/>
+        <w:numPr>
+          <w:ilvl w:val="0"/>
+          <w:numId w:val="7"/>
+        </w:numPr>
+        <w:spacing w:after="0"/>
+        <w:jc w:val="both"/>
+      </w:pPr>
+      <w:r>
+        <w:t xml:space="preserve">Настройка самого интерфейса. Выйти в режим настройки интерфейса: </w:t>
+      </w:r>
+      <w:r>
+        <w:rPr>
+          <w:lang w:val="en-US"/>
+        </w:rPr>
+        <w:t>line</w:t>
+      </w:r>
+      <w:r>
+        <w:t xml:space="preserve"> </w:t>
+      </w:r>
+      <w:r>
+        <w:rPr>
+          <w:lang w:val="en-US"/>
+        </w:rPr>
+        <w:t>vty</w:t>
+      </w:r>
+      <w:r>
+        <w:t xml:space="preserve"> 0 15.</w:t>
+      </w:r>
+    </w:p>
+    <w:p>
+      <w:pPr>
+        <w:pStyle w:val="a7"/>
+        <w:numPr>
+          <w:ilvl w:val="0"/>
+          <w:numId w:val="7"/>
+        </w:numPr>
+        <w:spacing w:after="0"/>
+        <w:jc w:val="both"/>
+      </w:pPr>
+      <w:r>
+        <w:t>Определить</w:t>
+      </w:r>
+      <w:r>
+        <w:t xml:space="preserve"> </w:t>
+      </w:r>
+      <w:r>
+        <w:rPr>
+          <w:lang w:val="en-US"/>
+        </w:rPr>
+        <w:t>SSH</w:t>
+      </w:r>
+      <w:r>
+        <w:t xml:space="preserve"> протокол на вход: </w:t>
+      </w:r>
+      <w:r>
+        <w:rPr>
+          <w:lang w:val="en-US"/>
+        </w:rPr>
+        <w:t>transport</w:t>
+      </w:r>
+      <w:r>
+        <w:t xml:space="preserve"> </w:t>
+      </w:r>
+      <w:r>
+        <w:rPr>
+          <w:lang w:val="en-US"/>
+        </w:rPr>
+        <w:t>input</w:t>
+      </w:r>
+      <w:r>
+        <w:t xml:space="preserve"> </w:t>
+      </w:r>
+      <w:r>
+        <w:rPr>
+          <w:lang w:val="en-US"/>
+        </w:rPr>
+        <w:t>ssh</w:t>
+      </w:r>
+    </w:p>
+    <w:p>
+      <w:pPr>
+        <w:pStyle w:val="a7"/>
+        <w:numPr>
+          <w:ilvl w:val="0"/>
+          <w:numId w:val="7"/>
+        </w:numPr>
+        <w:spacing w:after="0"/>
+        <w:jc w:val="both"/>
+      </w:pPr>
+      <w:r>
+        <w:t>logging synchronous</w:t>
+      </w:r>
+    </w:p>
+    <w:p>
+      <w:pPr>
+        <w:pStyle w:val="a7"/>
+        <w:numPr>
+          <w:ilvl w:val="0"/>
+          <w:numId w:val="7"/>
+        </w:numPr>
+        <w:spacing w:after="0"/>
+        <w:jc w:val="both"/>
+      </w:pPr>
+      <w:r>
+        <w:t>exec-timeout 5</w:t>
+      </w:r>
+    </w:p>
+    <w:p>
+      <w:pPr>
+        <w:pStyle w:val="a7"/>
+        <w:numPr>
+          <w:ilvl w:val="0"/>
+          <w:numId w:val="7"/>
+        </w:numPr>
+        <w:spacing w:after="0"/>
+        <w:jc w:val="both"/>
+      </w:pPr>
+      <w:r>
+        <w:rPr>
+          <w:lang w:val="en-US"/>
+        </w:rPr>
+        <w:t>do wr</w:t>
+      </w:r>
+    </w:p>
+    <w:p>
+      <w:pPr>
+        <w:spacing w:after="0"/>
+        <w:jc w:val="both"/>
+      </w:pPr>
+      <w:r>
+        <w:t>Настройка окончена.</w:t>
+      </w:r>
+    </w:p>
+    <w:p>
+      <w:pPr>
+        <w:spacing w:after="0"/>
+        <w:jc w:val="both"/>
+      </w:pPr>
+    </w:p>
+    <w:p>
+      <w:pPr>
+        <w:spacing w:after="0"/>
+        <w:jc w:val="both"/>
+      </w:pPr>
+      <w:r>
+        <w:t>Проверка соединения.</w:t>
+      </w:r>
+    </w:p>
+    <w:p>
+      <w:pPr>
+        <w:pStyle w:val="a7"/>
+        <w:numPr>
+          <w:ilvl w:val="0"/>
+          <w:numId w:val="8"/>
+        </w:numPr>
+        <w:spacing w:after="0"/>
+        <w:jc w:val="both"/>
+      </w:pPr>
+      <w:r>
+        <w:t xml:space="preserve">Зайти на ПК </w:t>
+      </w:r>
+      <w:r>
+        <w:rPr>
+          <w:lang w:val="en-US"/>
+        </w:rPr>
+        <w:t>-&gt; command prompt</w:t>
+      </w:r>
+    </w:p>
+    <w:p>
+      <w:pPr>
+        <w:pStyle w:val="a7"/>
+        <w:numPr>
+          <w:ilvl w:val="0"/>
+          <w:numId w:val="8"/>
+        </w:numPr>
+        <w:spacing w:after="0"/>
+        <w:jc w:val="both"/>
+      </w:pPr>
+      <w:r>
+        <w:t>Пингануть роутер.</w:t>
+      </w:r>
+    </w:p>
+    <w:p>
+      <w:pPr>
+        <w:pStyle w:val="a7"/>
+        <w:numPr>
+          <w:ilvl w:val="0"/>
+          <w:numId w:val="8"/>
+        </w:numPr>
+        <w:spacing w:after="0"/>
+        <w:jc w:val="both"/>
+      </w:pPr>
+      <w:r>
+        <w:t xml:space="preserve">Подключиться по </w:t>
+      </w:r>
+      <w:r>
+        <w:rPr>
+          <w:lang w:val="en-US"/>
+        </w:rPr>
+        <w:t>ssh</w:t>
       </w:r>
       <w:r>
         <w:t xml:space="preserve">: </w:t>
@@ -597,278 +858,8 @@
         <w:rPr>
           <w:lang w:val="en-US"/>
         </w:rPr>
-        <w:t>aaa</w:t>
-      </w:r>
-      <w:r>
-        <w:t xml:space="preserve"> </w:t>
-      </w:r>
-      <w:r>
-        <w:rPr>
-          <w:lang w:val="en-US"/>
-        </w:rPr>
-        <w:t>new</w:t>
-      </w:r>
-      <w:r>
-        <w:t>-</w:t>
-      </w:r>
-      <w:r>
-        <w:rPr>
-          <w:lang w:val="en-US"/>
-        </w:rPr>
-        <w:t>model</w:t>
-      </w:r>
-    </w:p>
-    <w:p>
-      <w:pPr>
-        <w:pStyle w:val="a7"/>
-        <w:numPr>
-          <w:ilvl w:val="0"/>
-          <w:numId w:val="6"/>
-        </w:numPr>
-        <w:spacing w:after="0"/>
-        <w:jc w:val="both"/>
-      </w:pPr>
-      <w:r>
-        <w:t xml:space="preserve">Сохранить изменения: </w:t>
-      </w:r>
-      <w:r>
-        <w:rPr>
-          <w:lang w:val="en-US"/>
-        </w:rPr>
-        <w:t>do wr.</w:t>
-      </w:r>
-    </w:p>
-    <w:p>
-      <w:pPr>
-        <w:spacing w:after="0"/>
-        <w:jc w:val="both"/>
-        <w:rPr>
-          <w:lang w:val="en-US"/>
-        </w:rPr>
-      </w:pPr>
-      <w:r>
-        <w:t>Четвертый шаг</w:t>
-      </w:r>
-      <w:r>
-        <w:rPr>
-          <w:lang w:val="en-US"/>
-        </w:rPr>
-        <w:t>.</w:t>
-      </w:r>
-    </w:p>
-    <w:p>
-      <w:pPr>
-        <w:pStyle w:val="a7"/>
-        <w:numPr>
-          <w:ilvl w:val="0"/>
-          <w:numId w:val="7"/>
-        </w:numPr>
-        <w:spacing w:after="0"/>
-        <w:jc w:val="both"/>
-      </w:pPr>
-      <w:r>
-        <w:t xml:space="preserve">Настройка самого интерфейса. Выйти в режим настройки интерфейса: </w:t>
-      </w:r>
-      <w:r>
-        <w:rPr>
-          <w:lang w:val="en-US"/>
-        </w:rPr>
-        <w:t>line</w:t>
-      </w:r>
-      <w:r>
-        <w:t xml:space="preserve"> </w:t>
-      </w:r>
-      <w:r>
-        <w:rPr>
-          <w:lang w:val="en-US"/>
-        </w:rPr>
-        <w:t>vty</w:t>
-      </w:r>
-      <w:r>
-        <w:t xml:space="preserve"> 0 15.</w:t>
-      </w:r>
-    </w:p>
-    <w:p>
-      <w:pPr>
-        <w:pStyle w:val="a7"/>
-        <w:numPr>
-          <w:ilvl w:val="0"/>
-          <w:numId w:val="7"/>
-        </w:numPr>
-        <w:spacing w:after="0"/>
-        <w:jc w:val="both"/>
-      </w:pPr>
-      <w:r>
-        <w:t>Определить</w:t>
-      </w:r>
-      <w:r>
-        <w:t xml:space="preserve"> </w:t>
-      </w:r>
-      <w:r>
-        <w:rPr>
-          <w:lang w:val="en-US"/>
-        </w:rPr>
-        <w:t>SSH</w:t>
-      </w:r>
-      <w:r>
-        <w:t xml:space="preserve"> протокол на вход: </w:t>
-      </w:r>
-      <w:r>
-        <w:rPr>
-          <w:lang w:val="en-US"/>
-        </w:rPr>
-        <w:t>transport</w:t>
-      </w:r>
-      <w:r>
-        <w:t xml:space="preserve"> </w:t>
-      </w:r>
-      <w:r>
-        <w:rPr>
-          <w:lang w:val="en-US"/>
-        </w:rPr>
-        <w:t>input</w:t>
-      </w:r>
-      <w:r>
-        <w:t xml:space="preserve"> </w:t>
-      </w:r>
-      <w:r>
-        <w:rPr>
-          <w:lang w:val="en-US"/>
-        </w:rPr>
         <w:t>ssh</w:t>
       </w:r>
-    </w:p>
-    <w:p>
-      <w:pPr>
-        <w:pStyle w:val="a7"/>
-        <w:numPr>
-          <w:ilvl w:val="0"/>
-          <w:numId w:val="7"/>
-        </w:numPr>
-        <w:spacing w:after="0"/>
-        <w:jc w:val="both"/>
-      </w:pPr>
-      <w:r>
-        <w:t>logging synchronous</w:t>
-      </w:r>
-    </w:p>
-    <w:p>
-      <w:pPr>
-        <w:pStyle w:val="a7"/>
-        <w:numPr>
-          <w:ilvl w:val="0"/>
-          <w:numId w:val="7"/>
-        </w:numPr>
-        <w:spacing w:after="0"/>
-        <w:jc w:val="both"/>
-      </w:pPr>
-      <w:r>
-        <w:t>exec-timeout 5</w:t>
-      </w:r>
-    </w:p>
-    <w:p>
-      <w:pPr>
-        <w:pStyle w:val="a7"/>
-        <w:numPr>
-          <w:ilvl w:val="0"/>
-          <w:numId w:val="7"/>
-        </w:numPr>
-        <w:spacing w:after="0"/>
-        <w:jc w:val="both"/>
-      </w:pPr>
-      <w:r>
-        <w:rPr>
-          <w:lang w:val="en-US"/>
-        </w:rPr>
-        <w:t>do wr</w:t>
-      </w:r>
-    </w:p>
-    <w:p>
-      <w:pPr>
-        <w:spacing w:after="0"/>
-        <w:jc w:val="both"/>
-      </w:pPr>
-      <w:r>
-        <w:t>Настройка окончена.</w:t>
-      </w:r>
-    </w:p>
-    <w:p>
-      <w:pPr>
-        <w:spacing w:after="0"/>
-        <w:jc w:val="both"/>
-      </w:pPr>
-    </w:p>
-    <w:p>
-      <w:pPr>
-        <w:spacing w:after="0"/>
-        <w:jc w:val="both"/>
-      </w:pPr>
-      <w:r>
-        <w:t>Проверка соединения.</w:t>
-      </w:r>
-    </w:p>
-    <w:p>
-      <w:pPr>
-        <w:pStyle w:val="a7"/>
-        <w:numPr>
-          <w:ilvl w:val="0"/>
-          <w:numId w:val="8"/>
-        </w:numPr>
-        <w:spacing w:after="0"/>
-        <w:jc w:val="both"/>
-      </w:pPr>
-      <w:r>
-        <w:t xml:space="preserve">Зайти на ПК </w:t>
-      </w:r>
-      <w:r>
-        <w:rPr>
-          <w:lang w:val="en-US"/>
-        </w:rPr>
-        <w:t>-&gt; command prompt</w:t>
-      </w:r>
-    </w:p>
-    <w:p>
-      <w:pPr>
-        <w:pStyle w:val="a7"/>
-        <w:numPr>
-          <w:ilvl w:val="0"/>
-          <w:numId w:val="8"/>
-        </w:numPr>
-        <w:spacing w:after="0"/>
-        <w:jc w:val="both"/>
-      </w:pPr>
-      <w:r>
-        <w:t>Пингануть роутер.</w:t>
-      </w:r>
-    </w:p>
-    <w:p>
-      <w:pPr>
-        <w:pStyle w:val="a7"/>
-        <w:numPr>
-          <w:ilvl w:val="0"/>
-          <w:numId w:val="8"/>
-        </w:numPr>
-        <w:spacing w:after="0"/>
-        <w:jc w:val="both"/>
-      </w:pPr>
-      <w:r>
-        <w:t xml:space="preserve">Подключиться по </w:t>
-      </w:r>
-      <w:r>
-        <w:rPr>
-          <w:lang w:val="en-US"/>
-        </w:rPr>
-        <w:t>ssh</w:t>
-      </w:r>
-      <w:r>
-        <w:t xml:space="preserve">: </w:t>
-      </w:r>
-      <w:r>
-        <w:rPr>
-          <w:lang w:val="en-US"/>
-        </w:rPr>
-        <w:t>ssh</w:t>
-      </w:r>
       <w:r>
         <w:t xml:space="preserve"> -</w:t>
       </w:r>
@@ -896,9 +887,6 @@
         <w:pStyle w:val="a7"/>
         <w:spacing w:after="0"/>
         <w:jc w:val="both"/>
-        <w:rPr>
-          <w:lang w:val="en-US"/>
-        </w:rPr>
       </w:pPr>
       <w:r>
         <w:t>Ввести пароль.</w:t>
@@ -1193,6 +1181,9 @@
         </w:rPr>
       </w:pPr>
       <w:r>
+        <w:rPr>
+          <w:lang w:val="en-US"/>
+        </w:rPr>
         <w:t>aaa authentication login admin local</w:t>
       </w:r>
     </w:p>
@@ -1201,6 +1192,218 @@
         <w:pStyle w:val="a7"/>
         <w:spacing w:after="0"/>
         <w:jc w:val="both"/>
+        <w:rPr>
+          <w:lang w:val="en-US"/>
+        </w:rPr>
+      </w:pPr>
+      <w:r>
+        <w:t>Где</w:t>
+      </w:r>
+      <w:r>
+        <w:rPr>
+          <w:lang w:val="en-US"/>
+        </w:rPr>
+        <w:t xml:space="preserve"> </w:t>
+      </w:r>
+      <w:r>
+        <w:rPr>
+          <w:lang w:val="en-US"/>
+        </w:rPr>
+        <w:t xml:space="preserve">admin – </w:t>
+      </w:r>
+      <w:r>
+        <w:t>имя</w:t>
+      </w:r>
+      <w:r>
+        <w:rPr>
+          <w:lang w:val="en-US"/>
+        </w:rPr>
+        <w:t xml:space="preserve"> </w:t>
+      </w:r>
+      <w:r>
+        <w:t>списка</w:t>
+      </w:r>
+    </w:p>
+    <w:p>
+      <w:pPr>
+        <w:pStyle w:val="a7"/>
+        <w:spacing w:after="0"/>
+        <w:jc w:val="both"/>
+      </w:pPr>
+      <w:r>
+        <w:rPr>
+          <w:lang w:val="en-US"/>
+        </w:rPr>
+        <w:t>Local</w:t>
+      </w:r>
+      <w:r>
+        <w:t xml:space="preserve"> – </w:t>
+      </w:r>
+      <w:r>
+        <w:t>говорим, что в рамках этого листа будем использовать локальные имена и пароли – т.е. те которые уже находятся в конфиге.</w:t>
+      </w:r>
+    </w:p>
+    <w:p>
+      <w:pPr>
+        <w:pStyle w:val="a7"/>
+        <w:numPr>
+          <w:ilvl w:val="0"/>
+          <w:numId w:val="9"/>
+        </w:numPr>
+        <w:spacing w:after="0"/>
+        <w:jc w:val="both"/>
+        <w:rPr>
+          <w:lang w:val="en-US"/>
+        </w:rPr>
+      </w:pPr>
+      <w:r>
+        <w:rPr>
+          <w:lang w:val="en-US"/>
+        </w:rPr>
+        <w:t>Do wr</w:t>
+      </w:r>
+    </w:p>
+    <w:p>
+      <w:pPr>
+        <w:pStyle w:val="a7"/>
+        <w:numPr>
+          <w:ilvl w:val="0"/>
+          <w:numId w:val="9"/>
+        </w:numPr>
+        <w:spacing w:after="0"/>
+        <w:jc w:val="both"/>
+      </w:pPr>
+      <w:r>
+        <w:t xml:space="preserve">Вернуться в режим настройки интерфейса консол: </w:t>
+      </w:r>
+      <w:r>
+        <w:rPr>
+          <w:lang w:val="en-US"/>
+        </w:rPr>
+        <w:t>line</w:t>
+      </w:r>
+      <w:r>
+        <w:t xml:space="preserve"> </w:t>
+      </w:r>
+      <w:r>
+        <w:rPr>
+          <w:lang w:val="en-US"/>
+        </w:rPr>
+        <w:t>console</w:t>
+      </w:r>
+      <w:r>
+        <w:t xml:space="preserve"> 0.</w:t>
+      </w:r>
+    </w:p>
+    <w:p>
+      <w:pPr>
+        <w:pStyle w:val="a7"/>
+        <w:numPr>
+          <w:ilvl w:val="0"/>
+          <w:numId w:val="9"/>
+        </w:numPr>
+        <w:spacing w:after="0"/>
+        <w:jc w:val="both"/>
+        <w:rPr>
+          <w:lang w:val="en-US"/>
+        </w:rPr>
+      </w:pPr>
+      <w:r>
+        <w:t>Теперь</w:t>
+      </w:r>
+      <w:r>
+        <w:rPr>
+          <w:lang w:val="en-US"/>
+        </w:rPr>
+        <w:t xml:space="preserve"> </w:t>
+      </w:r>
+      <w:r>
+        <w:t>вместо</w:t>
+      </w:r>
+      <w:r>
+        <w:rPr>
+          <w:lang w:val="en-US"/>
+        </w:rPr>
+        <w:t xml:space="preserve"> </w:t>
+      </w:r>
+      <w:r>
+        <w:t>команды</w:t>
+      </w:r>
+      <w:r>
+        <w:rPr>
+          <w:lang w:val="en-US"/>
+        </w:rPr>
+        <w:t xml:space="preserve"> </w:t>
+      </w:r>
+      <w:r>
+        <w:rPr>
+          <w:lang w:val="en-US"/>
+        </w:rPr>
+        <w:t>login</w:t>
+      </w:r>
+      <w:r>
+        <w:rPr>
+          <w:lang w:val="en-US"/>
+        </w:rPr>
+        <w:t xml:space="preserve"> </w:t>
+      </w:r>
+      <w:r>
+        <w:rPr>
+          <w:lang w:val="en-US"/>
+        </w:rPr>
+        <w:t>local</w:t>
+      </w:r>
+      <w:r>
+        <w:rPr>
+          <w:lang w:val="en-US"/>
+        </w:rPr>
+        <w:t xml:space="preserve"> </w:t>
+      </w:r>
+      <w:r>
+        <w:t>используем</w:t>
+      </w:r>
+      <w:r>
+        <w:rPr>
+          <w:lang w:val="en-US"/>
+        </w:rPr>
+        <w:t xml:space="preserve"> </w:t>
+      </w:r>
+      <w:r>
+        <w:rPr>
+          <w:lang w:val="en-US"/>
+        </w:rPr>
+        <w:t>login</w:t>
+      </w:r>
+      <w:r>
+        <w:rPr>
+          <w:lang w:val="en-US"/>
+        </w:rPr>
+        <w:t xml:space="preserve"> </w:t>
+      </w:r>
+      <w:r>
+        <w:rPr>
+          <w:lang w:val="en-US"/>
+        </w:rPr>
+        <w:t>authentication</w:t>
+      </w:r>
+      <w:r>
+        <w:rPr>
+          <w:lang w:val="en-US"/>
+        </w:rPr>
+        <w:t xml:space="preserve"> </w:t>
+      </w:r>
+      <w:r>
+        <w:rPr>
+          <w:lang w:val="en-US"/>
+        </w:rPr>
+        <w:t>admin</w:t>
+      </w:r>
+    </w:p>
+    <w:p>
+      <w:pPr>
+        <w:spacing w:after="0"/>
+        <w:ind w:left="720"/>
+        <w:jc w:val="both"/>
       </w:pPr>
       <w:r>
         <w:t xml:space="preserve">Где </w:t>
@@ -1209,32 +1412,13 @@
         <w:rPr>
           <w:lang w:val="en-US"/>
         </w:rPr>
-        <w:t xml:space="preserve">admin – </w:t>
-      </w:r>
-      <w:r>
-        <w:t>имя списка</w:t>
-      </w:r>
-    </w:p>
-    <w:p>
-      <w:pPr>
-        <w:pStyle w:val="a7"/>
-        <w:spacing w:after="0"/>
-        <w:jc w:val="both"/>
-        <w:rPr>
-          <w:lang w:val="en-US"/>
-        </w:rPr>
-      </w:pPr>
-      <w:r>
-        <w:rPr>
-          <w:lang w:val="en-US"/>
-        </w:rPr>
-        <w:t>Local</w:t>
+        <w:t>admin</w:t>
       </w:r>
       <w:r>
         <w:t xml:space="preserve"> – </w:t>
       </w:r>
       <w:r>
-        <w:t>говорим, что в рамках этого листа будем использовать локальные имена и пароли – т.е. те которые уже находятся в конфиге.</w:t>
+        <w:t>имя списка откуда брать данные.</w:t>
       </w:r>
     </w:p>
     <w:p>
@@ -1251,6 +1435,49 @@
         </w:rPr>
       </w:pPr>
       <w:r>
+        <w:t xml:space="preserve"> </w:t>
+      </w:r>
+      <w:r>
+        <w:t>logging synchronous</w:t>
+      </w:r>
+    </w:p>
+    <w:p>
+      <w:pPr>
+        <w:pStyle w:val="a7"/>
+        <w:numPr>
+          <w:ilvl w:val="0"/>
+          <w:numId w:val="9"/>
+        </w:numPr>
+        <w:spacing w:after="0"/>
+        <w:jc w:val="both"/>
+        <w:rPr>
+          <w:lang w:val="en-US"/>
+        </w:rPr>
+      </w:pPr>
+      <w:r>
+        <w:rPr>
+          <w:lang w:val="en-US"/>
+        </w:rPr>
+        <w:t xml:space="preserve"> </w:t>
+      </w:r>
+      <w:r>
+        <w:t>exec-timeout 5</w:t>
+      </w:r>
+    </w:p>
+    <w:p>
+      <w:pPr>
+        <w:pStyle w:val="a7"/>
+        <w:numPr>
+          <w:ilvl w:val="0"/>
+          <w:numId w:val="9"/>
+        </w:numPr>
+        <w:spacing w:after="0"/>
+        <w:jc w:val="both"/>
+        <w:rPr>
+          <w:lang w:val="en-US"/>
+        </w:rPr>
+      </w:pPr>
+      <w:r>
         <w:rPr>
           <w:lang w:val="en-US"/>
         </w:rPr>
@@ -1266,27 +1493,12 @@
         </w:numPr>
         <w:spacing w:after="0"/>
         <w:jc w:val="both"/>
-      </w:pPr>
-      <w:r>
-        <w:t xml:space="preserve">Вернуться в режим настройки интерфейса консол: </w:t>
-      </w:r>
-      <w:r>
-        <w:rPr>
-          <w:lang w:val="en-US"/>
-        </w:rPr>
-        <w:t>line</w:t>
-      </w:r>
-      <w:r>
-        <w:t xml:space="preserve"> </w:t>
-      </w:r>
-      <w:r>
-        <w:rPr>
-          <w:lang w:val="en-US"/>
-        </w:rPr>
-        <w:t>console</w:t>
-      </w:r>
-      <w:r>
-        <w:t xml:space="preserve"> 0.</w:t>
+        <w:rPr>
+          <w:lang w:val="en-US"/>
+        </w:rPr>
+      </w:pPr>
+      <w:r>
+        <w:t>Выйдем изо всех режимов.</w:t>
       </w:r>
     </w:p>
     <w:p>
@@ -1298,218 +1510,6 @@
         </w:numPr>
         <w:spacing w:after="0"/>
         <w:jc w:val="both"/>
-        <w:rPr>
-          <w:lang w:val="en-US"/>
-        </w:rPr>
-      </w:pPr>
-      <w:r>
-        <w:t>Теперь</w:t>
-      </w:r>
-      <w:r>
-        <w:rPr>
-          <w:lang w:val="en-US"/>
-        </w:rPr>
-        <w:t xml:space="preserve"> </w:t>
-      </w:r>
-      <w:r>
-        <w:t>вместо</w:t>
-      </w:r>
-      <w:r>
-        <w:rPr>
-          <w:lang w:val="en-US"/>
-        </w:rPr>
-        <w:t xml:space="preserve"> </w:t>
-      </w:r>
-      <w:r>
-        <w:t>команды</w:t>
-      </w:r>
-      <w:r>
-        <w:rPr>
-          <w:lang w:val="en-US"/>
-        </w:rPr>
-        <w:t xml:space="preserve"> </w:t>
-      </w:r>
-      <w:r>
-        <w:rPr>
-          <w:lang w:val="en-US"/>
-        </w:rPr>
-        <w:t>login</w:t>
-      </w:r>
-      <w:r>
-        <w:rPr>
-          <w:lang w:val="en-US"/>
-        </w:rPr>
-        <w:t xml:space="preserve"> </w:t>
-      </w:r>
-      <w:r>
-        <w:rPr>
-          <w:lang w:val="en-US"/>
-        </w:rPr>
-        <w:t>local</w:t>
-      </w:r>
-      <w:r>
-        <w:rPr>
-          <w:lang w:val="en-US"/>
-        </w:rPr>
-        <w:t xml:space="preserve"> </w:t>
-      </w:r>
-      <w:r>
-        <w:t>используем</w:t>
-      </w:r>
-      <w:r>
-        <w:rPr>
-          <w:lang w:val="en-US"/>
-        </w:rPr>
-        <w:t xml:space="preserve"> </w:t>
-      </w:r>
-      <w:r>
-        <w:rPr>
-          <w:lang w:val="en-US"/>
-        </w:rPr>
-        <w:t>login</w:t>
-      </w:r>
-      <w:r>
-        <w:rPr>
-          <w:lang w:val="en-US"/>
-        </w:rPr>
-        <w:t xml:space="preserve"> </w:t>
-      </w:r>
-      <w:r>
-        <w:rPr>
-          <w:lang w:val="en-US"/>
-        </w:rPr>
-        <w:t>authentication</w:t>
-      </w:r>
-      <w:r>
-        <w:rPr>
-          <w:lang w:val="en-US"/>
-        </w:rPr>
-        <w:t xml:space="preserve"> </w:t>
-      </w:r>
-      <w:r>
-        <w:rPr>
-          <w:lang w:val="en-US"/>
-        </w:rPr>
-        <w:t>admin</w:t>
-      </w:r>
-    </w:p>
-    <w:p>
-      <w:pPr>
-        <w:spacing w:after="0"/>
-        <w:ind w:left="720"/>
-        <w:jc w:val="both"/>
-        <w:rPr>
-          <w:lang w:val="en-US"/>
-        </w:rPr>
-      </w:pPr>
-      <w:r>
-        <w:t xml:space="preserve">Где </w:t>
-      </w:r>
-      <w:r>
-        <w:rPr>
-          <w:lang w:val="en-US"/>
-        </w:rPr>
-        <w:t>admin</w:t>
-      </w:r>
-      <w:r>
-        <w:t xml:space="preserve"> – </w:t>
-      </w:r>
-      <w:r>
-        <w:t>имя списка откуда брать данные.</w:t>
-      </w:r>
-    </w:p>
-    <w:p>
-      <w:pPr>
-        <w:pStyle w:val="a7"/>
-        <w:numPr>
-          <w:ilvl w:val="0"/>
-          <w:numId w:val="9"/>
-        </w:numPr>
-        <w:spacing w:after="0"/>
-        <w:jc w:val="both"/>
-        <w:rPr>
-          <w:lang w:val="en-US"/>
-        </w:rPr>
-      </w:pPr>
-      <w:r>
-        <w:rPr>
-          <w:lang w:val="en-US"/>
-        </w:rPr>
-        <w:t xml:space="preserve"> </w:t>
-      </w:r>
-      <w:r>
-        <w:t>logging synchronous</w:t>
-      </w:r>
-    </w:p>
-    <w:p>
-      <w:pPr>
-        <w:pStyle w:val="a7"/>
-        <w:numPr>
-          <w:ilvl w:val="0"/>
-          <w:numId w:val="9"/>
-        </w:numPr>
-        <w:spacing w:after="0"/>
-        <w:jc w:val="both"/>
-        <w:rPr>
-          <w:lang w:val="en-US"/>
-        </w:rPr>
-      </w:pPr>
-      <w:r>
-        <w:rPr>
-          <w:lang w:val="en-US"/>
-        </w:rPr>
-        <w:t xml:space="preserve"> </w:t>
-      </w:r>
-      <w:r>
-        <w:t>exec-timeout 5</w:t>
-      </w:r>
-    </w:p>
-    <w:p>
-      <w:pPr>
-        <w:pStyle w:val="a7"/>
-        <w:numPr>
-          <w:ilvl w:val="0"/>
-          <w:numId w:val="9"/>
-        </w:numPr>
-        <w:spacing w:after="0"/>
-        <w:jc w:val="both"/>
-        <w:rPr>
-          <w:lang w:val="en-US"/>
-        </w:rPr>
-      </w:pPr>
-      <w:r>
-        <w:rPr>
-          <w:lang w:val="en-US"/>
-        </w:rPr>
-        <w:t>Do wr</w:t>
-      </w:r>
-    </w:p>
-    <w:p>
-      <w:pPr>
-        <w:pStyle w:val="a7"/>
-        <w:numPr>
-          <w:ilvl w:val="0"/>
-          <w:numId w:val="9"/>
-        </w:numPr>
-        <w:spacing w:after="0"/>
-        <w:jc w:val="both"/>
-        <w:rPr>
-          <w:lang w:val="en-US"/>
-        </w:rPr>
-      </w:pPr>
-      <w:r>
-        <w:t>Выйдем изо всех режимов.</w:t>
-      </w:r>
-    </w:p>
-    <w:p>
-      <w:pPr>
-        <w:pStyle w:val="a7"/>
-        <w:numPr>
-          <w:ilvl w:val="0"/>
-          <w:numId w:val="9"/>
-        </w:numPr>
-        <w:spacing w:after="0"/>
-        <w:jc w:val="both"/>
       </w:pPr>
       <w:r>
         <w:t>И теперь при входе будет запрошен логин и пароль.</w:t>
@@ -1541,13 +1541,7 @@
         <w:jc w:val="both"/>
       </w:pPr>
       <w:r>
-        <w:t xml:space="preserve">Задать хостнэйм. </w:t>
-      </w:r>
-      <w:r>
-        <w:t>В режиме глобальной конф:</w:t>
-      </w:r>
-      <w:r>
-        <w:t xml:space="preserve"> </w:t>
+        <w:t xml:space="preserve">Задать хостнэйм. В режиме глобальной конф: </w:t>
       </w:r>
       <w:r>
         <w:rPr>
@@ -1962,6 +1956,655 @@
         <w:t>Do wr</w:t>
       </w:r>
     </w:p>
+    <w:p>
+      <w:pPr>
+        <w:pStyle w:val="a7"/>
+        <w:numPr>
+          <w:ilvl w:val="0"/>
+          <w:numId w:val="11"/>
+        </w:numPr>
+        <w:spacing w:after="0"/>
+        <w:jc w:val="both"/>
+      </w:pPr>
+      <w:r>
+        <w:t>Теперь необходимо связать физический интерфейс с виртуальным.</w:t>
+      </w:r>
+    </w:p>
+    <w:p>
+      <w:pPr>
+        <w:pStyle w:val="a7"/>
+        <w:numPr>
+          <w:ilvl w:val="0"/>
+          <w:numId w:val="11"/>
+        </w:numPr>
+        <w:spacing w:after="0"/>
+        <w:jc w:val="both"/>
+      </w:pPr>
+      <w:r>
+        <w:t>Зайдем в меню настроек группы интерфейсов:</w:t>
+      </w:r>
+      <w:r>
+        <w:t xml:space="preserve"> </w:t>
+      </w:r>
+      <w:r>
+        <w:rPr>
+          <w:lang w:val="en-US"/>
+        </w:rPr>
+        <w:t>interface</w:t>
+      </w:r>
+      <w:r>
+        <w:t xml:space="preserve"> </w:t>
+      </w:r>
+      <w:r>
+        <w:rPr>
+          <w:lang w:val="en-US"/>
+        </w:rPr>
+        <w:t>range</w:t>
+      </w:r>
+      <w:r>
+        <w:t xml:space="preserve"> fastEthernet 0/1 </w:t>
+      </w:r>
+      <w:r>
+        <w:t>–</w:t>
+      </w:r>
+      <w:r>
+        <w:t xml:space="preserve"> 24 (</w:t>
+      </w:r>
+      <w:r>
+        <w:t>группа интерфейсов к которой хотим обратиться</w:t>
+      </w:r>
+      <w:r>
+        <w:t>)</w:t>
+      </w:r>
+    </w:p>
+    <w:p>
+      <w:pPr>
+        <w:pStyle w:val="a7"/>
+        <w:spacing w:after="0"/>
+        <w:jc w:val="both"/>
+      </w:pPr>
+      <w:r>
+        <w:rPr>
+          <w:noProof/>
+        </w:rPr>
+        <w:drawing>
+          <wp:inline distT="0" distB="0" distL="0" distR="0" wp14:anchorId="7E35CE82" wp14:editId="71405852">
+            <wp:extent cx="4067175" cy="457200"/>
+            <wp:effectExtent l="0" t="0" r="9525" b="0"/>
+            <wp:docPr id="1090578367" name="Рисунок 1"/>
+            <wp:cNvGraphicFramePr>
+              <a:graphicFrameLocks xmlns:a="http://schemas.openxmlformats.org/drawingml/2006/main" noChangeAspect="1"/>
+            </wp:cNvGraphicFramePr>
+            <a:graphic xmlns:a="http://schemas.openxmlformats.org/drawingml/2006/main">
+              <a:graphicData uri="http://schemas.openxmlformats.org/drawingml/2006/picture">
+                <pic:pic xmlns:pic="http://schemas.openxmlformats.org/drawingml/2006/picture">
+                  <pic:nvPicPr>
+                    <pic:cNvPr id="1090578367" name=""/>
+                    <pic:cNvPicPr/>
+                  </pic:nvPicPr>
+                  <pic:blipFill>
+                    <a:blip r:embed="rId7"/>
+                    <a:stretch>
+                      <a:fillRect/>
+                    </a:stretch>
+                  </pic:blipFill>
+                  <pic:spPr>
+                    <a:xfrm>
+                      <a:off x="0" y="0"/>
+                      <a:ext cx="4067175" cy="457200"/>
+                    </a:xfrm>
+                    <a:prstGeom prst="rect">
+                      <a:avLst/>
+                    </a:prstGeom>
+                  </pic:spPr>
+                </pic:pic>
+              </a:graphicData>
+            </a:graphic>
+          </wp:inline>
+        </w:drawing>
+      </w:r>
+    </w:p>
+    <w:p>
+      <w:pPr>
+        <w:pStyle w:val="a7"/>
+        <w:numPr>
+          <w:ilvl w:val="0"/>
+          <w:numId w:val="11"/>
+        </w:numPr>
+        <w:spacing w:after="0"/>
+        <w:jc w:val="both"/>
+      </w:pPr>
+      <w:r>
+        <w:t>Переводим группу интерфейсов в режим</w:t>
+      </w:r>
+      <w:r>
+        <w:t xml:space="preserve"> </w:t>
+      </w:r>
+      <w:r>
+        <w:rPr>
+          <w:lang w:val="en-US"/>
+        </w:rPr>
+        <w:t>access</w:t>
+      </w:r>
+      <w:r>
+        <w:t xml:space="preserve">. </w:t>
+      </w:r>
+      <w:r>
+        <w:t>Упрощенно говоря, это тот режим, когда коммутатор может работать с клиентскими устройствами</w:t>
+      </w:r>
+      <w:r>
+        <w:t>:</w:t>
+      </w:r>
+    </w:p>
+    <w:p>
+      <w:pPr>
+        <w:pStyle w:val="a7"/>
+        <w:spacing w:after="0"/>
+        <w:jc w:val="both"/>
+        <w:rPr>
+          <w:lang w:val="en-US"/>
+        </w:rPr>
+      </w:pPr>
+      <w:r>
+        <w:t>switchport mode access</w:t>
+      </w:r>
+    </w:p>
+    <w:p>
+      <w:pPr>
+        <w:pStyle w:val="a7"/>
+        <w:numPr>
+          <w:ilvl w:val="0"/>
+          <w:numId w:val="11"/>
+        </w:numPr>
+        <w:spacing w:after="0"/>
+        <w:jc w:val="both"/>
+      </w:pPr>
+      <w:r>
+        <w:t xml:space="preserve">Выполним привязку этих интерфейсов к виртуальному интерфейсу </w:t>
+      </w:r>
+      <w:r>
+        <w:rPr>
+          <w:lang w:val="en-US"/>
+        </w:rPr>
+        <w:t>vlan</w:t>
+      </w:r>
+      <w:r>
+        <w:t xml:space="preserve"> 101.</w:t>
+      </w:r>
+    </w:p>
+    <w:p>
+      <w:pPr>
+        <w:pStyle w:val="a7"/>
+        <w:spacing w:after="0"/>
+        <w:jc w:val="both"/>
+        <w:rPr>
+          <w:lang w:val="en-US"/>
+        </w:rPr>
+      </w:pPr>
+      <w:r>
+        <w:t>switchport access vlan 101</w:t>
+      </w:r>
+    </w:p>
+    <w:p>
+      <w:pPr>
+        <w:pStyle w:val="a7"/>
+        <w:spacing w:after="0"/>
+        <w:jc w:val="both"/>
+        <w:rPr>
+          <w:lang w:val="en-US"/>
+        </w:rPr>
+      </w:pPr>
+      <w:r>
+        <w:rPr>
+          <w:noProof/>
+        </w:rPr>
+        <w:lastRenderedPageBreak/>
+        <w:drawing>
+          <wp:inline distT="0" distB="0" distL="0" distR="0" wp14:anchorId="2BEA47D3" wp14:editId="072BD4FD">
+            <wp:extent cx="5939790" cy="653415"/>
+            <wp:effectExtent l="0" t="0" r="3810" b="0"/>
+            <wp:docPr id="1923950534" name="Рисунок 1"/>
+            <wp:cNvGraphicFramePr>
+              <a:graphicFrameLocks xmlns:a="http://schemas.openxmlformats.org/drawingml/2006/main" noChangeAspect="1"/>
+            </wp:cNvGraphicFramePr>
+            <a:graphic xmlns:a="http://schemas.openxmlformats.org/drawingml/2006/main">
+              <a:graphicData uri="http://schemas.openxmlformats.org/drawingml/2006/picture">
+                <pic:pic xmlns:pic="http://schemas.openxmlformats.org/drawingml/2006/picture">
+                  <pic:nvPicPr>
+                    <pic:cNvPr id="1923950534" name=""/>
+                    <pic:cNvPicPr/>
+                  </pic:nvPicPr>
+                  <pic:blipFill>
+                    <a:blip r:embed="rId8"/>
+                    <a:stretch>
+                      <a:fillRect/>
+                    </a:stretch>
+                  </pic:blipFill>
+                  <pic:spPr>
+                    <a:xfrm>
+                      <a:off x="0" y="0"/>
+                      <a:ext cx="5939790" cy="653415"/>
+                    </a:xfrm>
+                    <a:prstGeom prst="rect">
+                      <a:avLst/>
+                    </a:prstGeom>
+                  </pic:spPr>
+                </pic:pic>
+              </a:graphicData>
+            </a:graphic>
+          </wp:inline>
+        </w:drawing>
+      </w:r>
+    </w:p>
+    <w:p>
+      <w:pPr>
+        <w:pStyle w:val="a7"/>
+        <w:numPr>
+          <w:ilvl w:val="0"/>
+          <w:numId w:val="11"/>
+        </w:numPr>
+        <w:spacing w:after="0"/>
+        <w:jc w:val="both"/>
+      </w:pPr>
+      <w:r>
+        <w:t>Пингануть влан 101 с любого ПК – должен отвечать.</w:t>
+      </w:r>
+    </w:p>
+    <w:p>
+      <w:pPr>
+        <w:spacing w:after="0"/>
+        <w:jc w:val="both"/>
+      </w:pPr>
+      <w:r>
+        <w:t xml:space="preserve">Настроим </w:t>
+      </w:r>
+      <w:r>
+        <w:rPr>
+          <w:lang w:val="en-US"/>
+        </w:rPr>
+        <w:t xml:space="preserve">ssh </w:t>
+      </w:r>
+      <w:r>
+        <w:t>на коммутаторе.</w:t>
+      </w:r>
+    </w:p>
+    <w:p>
+      <w:pPr>
+        <w:pStyle w:val="a7"/>
+        <w:numPr>
+          <w:ilvl w:val="0"/>
+          <w:numId w:val="12"/>
+        </w:numPr>
+        <w:spacing w:after="0"/>
+        <w:jc w:val="both"/>
+        <w:rPr>
+          <w:lang w:val="en-US"/>
+        </w:rPr>
+      </w:pPr>
+      <w:r>
+        <w:t>Зададим</w:t>
+      </w:r>
+      <w:r>
+        <w:rPr>
+          <w:lang w:val="en-US"/>
+        </w:rPr>
+        <w:t xml:space="preserve"> </w:t>
+      </w:r>
+      <w:r>
+        <w:t>имя</w:t>
+      </w:r>
+      <w:r>
+        <w:rPr>
+          <w:lang w:val="en-US"/>
+        </w:rPr>
+        <w:t xml:space="preserve"> ip domain-name adminSW0</w:t>
+      </w:r>
+      <w:r>
+        <w:rPr>
+          <w:lang w:val="en-US"/>
+        </w:rPr>
+        <w:t>.</w:t>
+      </w:r>
+      <w:r>
+        <w:rPr>
+          <w:lang w:val="en-US"/>
+        </w:rPr>
+        <w:t xml:space="preserve"> </w:t>
+      </w:r>
+    </w:p>
+    <w:p>
+      <w:pPr>
+        <w:pStyle w:val="a7"/>
+        <w:numPr>
+          <w:ilvl w:val="0"/>
+          <w:numId w:val="12"/>
+        </w:numPr>
+        <w:spacing w:after="0"/>
+        <w:jc w:val="both"/>
+      </w:pPr>
+      <w:r>
+        <w:t>Если не задано имя пользователя и пароль – задать.</w:t>
+      </w:r>
+    </w:p>
+    <w:p>
+      <w:pPr>
+        <w:pStyle w:val="a7"/>
+        <w:numPr>
+          <w:ilvl w:val="0"/>
+          <w:numId w:val="12"/>
+        </w:numPr>
+        <w:spacing w:after="0"/>
+        <w:jc w:val="both"/>
+      </w:pPr>
+      <w:r>
+        <w:t xml:space="preserve">Установить </w:t>
+      </w:r>
+      <w:r>
+        <w:rPr>
+          <w:lang w:val="en-US"/>
+        </w:rPr>
+        <w:t xml:space="preserve">ssh </w:t>
+      </w:r>
+      <w:r>
+        <w:t>протокол версии 2</w:t>
+      </w:r>
+      <w:r>
+        <w:rPr>
+          <w:lang w:val="en-US"/>
+        </w:rPr>
+        <w:t>:</w:t>
+      </w:r>
+    </w:p>
+    <w:p>
+      <w:pPr>
+        <w:pStyle w:val="a7"/>
+        <w:spacing w:after="0"/>
+        <w:ind w:left="1068"/>
+        <w:jc w:val="both"/>
+        <w:rPr>
+          <w:lang w:val="en-US"/>
+        </w:rPr>
+      </w:pPr>
+      <w:r>
+        <w:t>ip ssh version 2</w:t>
+      </w:r>
+    </w:p>
+    <w:p>
+      <w:pPr>
+        <w:pStyle w:val="a7"/>
+        <w:numPr>
+          <w:ilvl w:val="0"/>
+          <w:numId w:val="12"/>
+        </w:numPr>
+        <w:spacing w:after="0"/>
+        <w:jc w:val="both"/>
+        <w:rPr>
+          <w:lang w:val="en-US"/>
+        </w:rPr>
+      </w:pPr>
+      <w:r>
+        <w:t xml:space="preserve">Задать </w:t>
+      </w:r>
+      <w:r>
+        <w:rPr>
+          <w:lang w:val="en-US"/>
+        </w:rPr>
+        <w:t xml:space="preserve">RSA </w:t>
+      </w:r>
+      <w:r>
+        <w:t>ключ</w:t>
+      </w:r>
+      <w:r>
+        <w:rPr>
+          <w:lang w:val="en-US"/>
+        </w:rPr>
+        <w:t xml:space="preserve"> </w:t>
+      </w:r>
+      <w:r>
+        <w:t>размером 512:</w:t>
+      </w:r>
+    </w:p>
+    <w:p>
+      <w:pPr>
+        <w:pStyle w:val="a7"/>
+        <w:spacing w:after="0"/>
+        <w:ind w:left="1068"/>
+        <w:jc w:val="both"/>
+      </w:pPr>
+      <w:r>
+        <w:t>crypto key generate rsa</w:t>
+      </w:r>
+      <w:r>
+        <w:rPr>
+          <w:lang w:val="en-US"/>
+        </w:rPr>
+        <w:t xml:space="preserve"> </w:t>
+      </w:r>
+    </w:p>
+    <w:p>
+      <w:pPr>
+        <w:pStyle w:val="a7"/>
+        <w:numPr>
+          <w:ilvl w:val="0"/>
+          <w:numId w:val="12"/>
+        </w:numPr>
+        <w:spacing w:after="0"/>
+        <w:jc w:val="both"/>
+      </w:pPr>
+      <w:r>
+        <w:rPr>
+          <w:lang w:val="en-US"/>
+        </w:rPr>
+        <w:t>Do wr</w:t>
+      </w:r>
+    </w:p>
+    <w:p>
+      <w:pPr>
+        <w:pStyle w:val="a7"/>
+        <w:spacing w:after="0"/>
+        <w:ind w:left="1068"/>
+        <w:jc w:val="both"/>
+      </w:pPr>
+    </w:p>
+    <w:p>
+      <w:pPr>
+        <w:pStyle w:val="a7"/>
+        <w:numPr>
+          <w:ilvl w:val="0"/>
+          <w:numId w:val="12"/>
+        </w:numPr>
+        <w:spacing w:after="0"/>
+        <w:jc w:val="both"/>
+      </w:pPr>
+      <w:r>
+        <w:t>Настроим</w:t>
+      </w:r>
+      <w:r>
+        <w:t xml:space="preserve"> виртуальный</w:t>
+      </w:r>
+      <w:r>
+        <w:t xml:space="preserve"> интерфейс:</w:t>
+      </w:r>
+    </w:p>
+    <w:p>
+      <w:pPr>
+        <w:pStyle w:val="a7"/>
+        <w:spacing w:after="0"/>
+        <w:ind w:left="1068"/>
+        <w:jc w:val="both"/>
+      </w:pPr>
+      <w:r>
+        <w:t>line vty 0 15</w:t>
+      </w:r>
+      <w:r>
+        <w:t>(в некоторых источниках задают 0 4)</w:t>
+      </w:r>
+      <w:r>
+        <w:t xml:space="preserve"> </w:t>
+      </w:r>
+    </w:p>
+    <w:p>
+      <w:pPr>
+        <w:pStyle w:val="a7"/>
+        <w:numPr>
+          <w:ilvl w:val="0"/>
+          <w:numId w:val="12"/>
+        </w:numPr>
+        <w:spacing w:after="0"/>
+        <w:jc w:val="both"/>
+      </w:pPr>
+      <w:r>
+        <w:t>Определить</w:t>
+      </w:r>
+      <w:r>
+        <w:t xml:space="preserve"> </w:t>
+      </w:r>
+      <w:r>
+        <w:rPr>
+          <w:lang w:val="en-US"/>
+        </w:rPr>
+        <w:t>SSH</w:t>
+      </w:r>
+      <w:r>
+        <w:t xml:space="preserve"> протокол на вход: </w:t>
+      </w:r>
+      <w:r>
+        <w:rPr>
+          <w:lang w:val="en-US"/>
+        </w:rPr>
+        <w:t>transport</w:t>
+      </w:r>
+      <w:r>
+        <w:t xml:space="preserve"> </w:t>
+      </w:r>
+      <w:r>
+        <w:rPr>
+          <w:lang w:val="en-US"/>
+        </w:rPr>
+        <w:t>input</w:t>
+      </w:r>
+      <w:r>
+        <w:t xml:space="preserve"> </w:t>
+      </w:r>
+      <w:r>
+        <w:rPr>
+          <w:lang w:val="en-US"/>
+        </w:rPr>
+        <w:t>ssh</w:t>
+      </w:r>
+    </w:p>
+    <w:p>
+      <w:pPr>
+        <w:pStyle w:val="a7"/>
+        <w:numPr>
+          <w:ilvl w:val="0"/>
+          <w:numId w:val="12"/>
+        </w:numPr>
+        <w:spacing w:after="0"/>
+        <w:jc w:val="both"/>
+      </w:pPr>
+      <w:r>
+        <w:t xml:space="preserve">Использовать локальный логин: </w:t>
+      </w:r>
+      <w:r>
+        <w:t>login local</w:t>
+      </w:r>
+    </w:p>
+    <w:p>
+      <w:pPr>
+        <w:pStyle w:val="a7"/>
+        <w:numPr>
+          <w:ilvl w:val="0"/>
+          <w:numId w:val="12"/>
+        </w:numPr>
+        <w:spacing w:after="0"/>
+        <w:jc w:val="both"/>
+      </w:pPr>
+      <w:r>
+        <w:t>login local</w:t>
+      </w:r>
+    </w:p>
+    <w:p>
+      <w:pPr>
+        <w:pStyle w:val="a7"/>
+        <w:numPr>
+          <w:ilvl w:val="0"/>
+          <w:numId w:val="12"/>
+        </w:numPr>
+        <w:spacing w:after="0"/>
+        <w:jc w:val="both"/>
+      </w:pPr>
+      <w:r>
+        <w:t>logging synchronous</w:t>
+      </w:r>
+    </w:p>
+    <w:p>
+      <w:pPr>
+        <w:pStyle w:val="a7"/>
+        <w:numPr>
+          <w:ilvl w:val="0"/>
+          <w:numId w:val="12"/>
+        </w:numPr>
+        <w:spacing w:after="0"/>
+        <w:jc w:val="both"/>
+      </w:pPr>
+      <w:r>
+        <w:t>exec-timeout 5</w:t>
+      </w:r>
+    </w:p>
+    <w:p>
+      <w:pPr>
+        <w:pStyle w:val="a7"/>
+        <w:numPr>
+          <w:ilvl w:val="0"/>
+          <w:numId w:val="12"/>
+        </w:numPr>
+        <w:spacing w:after="0"/>
+        <w:jc w:val="both"/>
+      </w:pPr>
+      <w:r>
+        <w:t>Режима ААА у коммутатора нет.</w:t>
+      </w:r>
+    </w:p>
+    <w:p>
+      <w:pPr>
+        <w:pStyle w:val="a7"/>
+        <w:numPr>
+          <w:ilvl w:val="0"/>
+          <w:numId w:val="12"/>
+        </w:numPr>
+        <w:spacing w:after="0"/>
+        <w:jc w:val="both"/>
+      </w:pPr>
+      <w:r>
+        <w:t xml:space="preserve"> Подключение с ПК должно работать:</w:t>
+      </w:r>
+    </w:p>
+    <w:p>
+      <w:pPr>
+        <w:pStyle w:val="a7"/>
+        <w:spacing w:after="0"/>
+        <w:ind w:left="1068"/>
+        <w:jc w:val="both"/>
+      </w:pPr>
+      <w:r>
+        <w:t>ssh -l admin 192.168.100.254</w:t>
+      </w:r>
+    </w:p>
+    <w:p>
+      <w:pPr>
+        <w:pStyle w:val="a7"/>
+        <w:numPr>
+          <w:ilvl w:val="0"/>
+          <w:numId w:val="12"/>
+        </w:numPr>
+        <w:spacing w:after="0"/>
+        <w:jc w:val="both"/>
+      </w:pPr>
+      <w:r>
+        <w:t>Удалить старый маршрутизатор.</w:t>
+      </w:r>
+    </w:p>
     <w:sectPr>
       <w:pgSz w:w="11906" w:h="16838" w:code="9"/>
       <w:pgMar w:top="1134" w:right="851" w:bottom="1134" w:left="1701" w:header="709" w:footer="709" w:gutter="0"/>
@@ -2776,6 +3419,95 @@
     </w:lvl>
   </w:abstractNum>
   <w:abstractNum w:abstractNumId="9" w15:restartNumberingAfterBreak="0">
+    <w:nsid w:val="66161652"/>
+    <w:multiLevelType w:val="hybridMultilevel"/>
+    <w:tmpl w:val="B4A46546"/>
+    <w:lvl w:ilvl="0" w:tplc="A36CD9A8">
+      <w:start w:val="1"/>
+      <w:numFmt w:val="decimal"/>
+      <w:lvlText w:val="%1."/>
+      <w:lvlJc w:val="left"/>
+      <w:pPr>
+        <w:ind w:left="1068" w:hanging="360"/>
+      </w:pPr>
+      <w:rPr>
+        <w:rFonts w:hint="default"/>
+      </w:rPr>
+    </w:lvl>
+    <w:lvl w:ilvl="1" w:tplc="04190019" w:tentative="1">
+      <w:start w:val="1"/>
+      <w:numFmt w:val="lowerLetter"/>
+      <w:lvlText w:val="%2."/>
+      <w:lvlJc w:val="left"/>
+      <w:pPr>
+        <w:ind w:left="1788" w:hanging="360"/>
+      </w:pPr>
+    </w:lvl>
+    <w:lvl w:ilvl="2" w:tplc="0419001B" w:tentative="1">
+      <w:start w:val="1"/>
+      <w:numFmt w:val="lowerRoman"/>
+      <w:lvlText w:val="%3."/>
+      <w:lvlJc w:val="right"/>
+      <w:pPr>
+        <w:ind w:left="2508" w:hanging="180"/>
+      </w:pPr>
+    </w:lvl>
+    <w:lvl w:ilvl="3" w:tplc="0419000F" w:tentative="1">
+      <w:start w:val="1"/>
+      <w:numFmt w:val="decimal"/>
+      <w:lvlText w:val="%4."/>
+      <w:lvlJc w:val="left"/>
+      <w:pPr>
+        <w:ind w:left="3228" w:hanging="360"/>
+      </w:pPr>
+    </w:lvl>
+    <w:lvl w:ilvl="4" w:tplc="04190019" w:tentative="1">
+      <w:start w:val="1"/>
+      <w:numFmt w:val="lowerLetter"/>
+      <w:lvlText w:val="%5."/>
+      <w:lvlJc w:val="left"/>
+      <w:pPr>
+        <w:ind w:left="3948" w:hanging="360"/>
+      </w:pPr>
+    </w:lvl>
+    <w:lvl w:ilvl="5" w:tplc="0419001B" w:tentative="1">
+      <w:start w:val="1"/>
+      <w:numFmt w:val="lowerRoman"/>
+      <w:lvlText w:val="%6."/>
+      <w:lvlJc w:val="right"/>
+      <w:pPr>
+        <w:ind w:left="4668" w:hanging="180"/>
+      </w:pPr>
+    </w:lvl>
+    <w:lvl w:ilvl="6" w:tplc="0419000F" w:tentative="1">
+      <w:start w:val="1"/>
+      <w:numFmt w:val="decimal"/>
+      <w:lvlText w:val="%7."/>
+      <w:lvlJc w:val="left"/>
+      <w:pPr>
+        <w:ind w:left="5388" w:hanging="360"/>
+      </w:pPr>
+    </w:lvl>
+    <w:lvl w:ilvl="7" w:tplc="04190019" w:tentative="1">
+      <w:start w:val="1"/>
+      <w:numFmt w:val="lowerLetter"/>
+      <w:lvlText w:val="%8."/>
+      <w:lvlJc w:val="left"/>
+      <w:pPr>
+        <w:ind w:left="6108" w:hanging="360"/>
+      </w:pPr>
+    </w:lvl>
+    <w:lvl w:ilvl="8" w:tplc="0419001B" w:tentative="1">
+      <w:start w:val="1"/>
+      <w:numFmt w:val="lowerRoman"/>
+      <w:lvlText w:val="%9."/>
+      <w:lvlJc w:val="right"/>
+      <w:pPr>
+        <w:ind w:left="6828" w:hanging="180"/>
+      </w:pPr>
+    </w:lvl>
+  </w:abstractNum>
+  <w:abstractNum w:abstractNumId="10" w15:restartNumberingAfterBreak="0">
     <w:nsid w:val="68F971E9"/>
     <w:multiLevelType w:val="hybridMultilevel"/>
     <w:tmpl w:val="4D5E5D6C"/>
@@ -2864,7 +3596,7 @@
       </w:pPr>
     </w:lvl>
   </w:abstractNum>
-  <w:abstractNum w:abstractNumId="10" w15:restartNumberingAfterBreak="0">
+  <w:abstractNum w:abstractNumId="11" w15:restartNumberingAfterBreak="0">
     <w:nsid w:val="6CA37D37"/>
     <w:multiLevelType w:val="hybridMultilevel"/>
     <w:tmpl w:val="63F64118"/>
@@ -2957,7 +3689,7 @@
     <w:abstractNumId w:val="8"/>
   </w:num>
   <w:num w:numId="2" w16cid:durableId="1349523030">
-    <w:abstractNumId w:val="9"/>
+    <w:abstractNumId w:val="10"/>
   </w:num>
   <w:num w:numId="3" w16cid:durableId="1788231982">
     <w:abstractNumId w:val="0"/>
@@ -2972,7 +3704,7 @@
     <w:abstractNumId w:val="7"/>
   </w:num>
   <w:num w:numId="7" w16cid:durableId="1210915865">
-    <w:abstractNumId w:val="10"/>
+    <w:abstractNumId w:val="11"/>
   </w:num>
   <w:num w:numId="8" w16cid:durableId="1461417635">
     <w:abstractNumId w:val="4"/>
@@ -2985,6 +3717,9 @@
   </w:num>
   <w:num w:numId="11" w16cid:durableId="1147895562">
     <w:abstractNumId w:val="5"/>
+  </w:num>
+  <w:num w:numId="12" w16cid:durableId="1027293043">
+    <w:abstractNumId w:val="9"/>
   </w:num>
 </w:numbering>
 </file>

--- a/Урок 5. Настройка SSH.docx
+++ b/Урок 5. Настройка SSH.docx
@@ -80,12 +80,14 @@
       <w:r>
         <w:t xml:space="preserve"> </w:t>
       </w:r>
+      <w:proofErr w:type="spellStart"/>
       <w:r>
         <w:rPr>
           <w:lang w:val="en-US"/>
         </w:rPr>
         <w:t>FastEthernet</w:t>
       </w:r>
+      <w:proofErr w:type="spellEnd"/>
       <w:r>
         <w:t xml:space="preserve"> 0/5 </w:t>
       </w:r>
@@ -95,12 +97,14 @@
       <w:r>
         <w:t xml:space="preserve"> </w:t>
       </w:r>
+      <w:proofErr w:type="spellStart"/>
       <w:r>
         <w:rPr>
           <w:lang w:val="en-US"/>
         </w:rPr>
         <w:t>FastEthernet</w:t>
       </w:r>
+      <w:proofErr w:type="spellEnd"/>
       <w:r>
         <w:t xml:space="preserve"> 0/0.</w:t>
       </w:r>
@@ -139,12 +143,14 @@
         </w:rPr>
         <w:t>R</w:t>
       </w:r>
+      <w:proofErr w:type="gramStart"/>
       <w:r>
         <w:t>1</w:t>
       </w:r>
       <w:r>
         <w:t>)имя</w:t>
       </w:r>
+      <w:proofErr w:type="gramEnd"/>
       <w:r>
         <w:t>.</w:t>
       </w:r>
@@ -162,8 +168,21 @@
       <w:r>
         <w:t xml:space="preserve">Зайти в настройки интерфейса: </w:t>
       </w:r>
-      <w:r>
-        <w:t>interface fastethernet 0/0</w:t>
+      <w:proofErr w:type="spellStart"/>
+      <w:r>
+        <w:t>interface</w:t>
+      </w:r>
+      <w:proofErr w:type="spellEnd"/>
+      <w:r>
+        <w:t xml:space="preserve"> </w:t>
+      </w:r>
+      <w:proofErr w:type="spellStart"/>
+      <w:r>
+        <w:t>fastethernet</w:t>
+      </w:r>
+      <w:proofErr w:type="spellEnd"/>
+      <w:r>
+        <w:t xml:space="preserve"> 0/0</w:t>
       </w:r>
       <w:r>
         <w:t>.</w:t>
@@ -202,12 +221,14 @@
       <w:r>
         <w:t xml:space="preserve">Присвоить </w:t>
       </w:r>
+      <w:proofErr w:type="spellStart"/>
       <w:r>
         <w:rPr>
           <w:lang w:val="en-US"/>
         </w:rPr>
         <w:t>ip</w:t>
       </w:r>
+      <w:proofErr w:type="spellEnd"/>
       <w:r>
         <w:t xml:space="preserve"> </w:t>
       </w:r>
@@ -217,8 +238,21 @@
       <w:r>
         <w:t xml:space="preserve">: </w:t>
       </w:r>
-      <w:r>
-        <w:t>ip addres 192.168.100.1 255.255.255.0</w:t>
+      <w:proofErr w:type="spellStart"/>
+      <w:r>
+        <w:t>ip</w:t>
+      </w:r>
+      <w:proofErr w:type="spellEnd"/>
+      <w:r>
+        <w:t xml:space="preserve"> </w:t>
+      </w:r>
+      <w:proofErr w:type="spellStart"/>
+      <w:r>
+        <w:t>addres</w:t>
+      </w:r>
+      <w:proofErr w:type="spellEnd"/>
+      <w:r>
+        <w:t xml:space="preserve"> 192.168.100.1 255.255.255.0</w:t>
       </w:r>
     </w:p>
     <w:p>
@@ -234,12 +268,28 @@
       <w:r>
         <w:t xml:space="preserve">Сохранить настройки: </w:t>
       </w:r>
-      <w:r>
-        <w:rPr>
-          <w:lang w:val="en-US"/>
-        </w:rPr>
-        <w:t>do wr</w:t>
-      </w:r>
+      <w:proofErr w:type="spellStart"/>
+      <w:r>
+        <w:rPr>
+          <w:lang w:val="en-US"/>
+        </w:rPr>
+        <w:t>do</w:t>
+      </w:r>
+      <w:proofErr w:type="spellEnd"/>
+      <w:r>
+        <w:rPr>
+          <w:lang w:val="en-US"/>
+        </w:rPr>
+        <w:t xml:space="preserve"> </w:t>
+      </w:r>
+      <w:proofErr w:type="spellStart"/>
+      <w:r>
+        <w:rPr>
+          <w:lang w:val="en-US"/>
+        </w:rPr>
+        <w:t>wr</w:t>
+      </w:r>
+      <w:proofErr w:type="spellEnd"/>
     </w:p>
     <w:p>
       <w:pPr>
@@ -269,12 +319,14 @@
       <w:r>
         <w:t xml:space="preserve"> </w:t>
       </w:r>
+      <w:proofErr w:type="spellStart"/>
       <w:r>
         <w:rPr>
           <w:lang w:val="en-US"/>
         </w:rPr>
         <w:t>ip</w:t>
       </w:r>
+      <w:proofErr w:type="spellEnd"/>
       <w:r>
         <w:t xml:space="preserve"> </w:t>
       </w:r>
@@ -317,14 +369,24 @@
         <w:t>ssh</w:t>
       </w:r>
       <w:r>
-        <w:t xml:space="preserve">. В режиме глобальной конф: </w:t>
-      </w:r>
+        <w:t xml:space="preserve">. В режиме глобальной </w:t>
+      </w:r>
+      <w:proofErr w:type="spellStart"/>
+      <w:r>
+        <w:t>конф</w:t>
+      </w:r>
+      <w:proofErr w:type="spellEnd"/>
+      <w:r>
+        <w:t xml:space="preserve">: </w:t>
+      </w:r>
+      <w:proofErr w:type="spellStart"/>
       <w:r>
         <w:rPr>
           <w:lang w:val="en-US"/>
         </w:rPr>
         <w:t>ip</w:t>
       </w:r>
+      <w:proofErr w:type="spellEnd"/>
       <w:r>
         <w:t xml:space="preserve"> </w:t>
       </w:r>
@@ -346,12 +408,14 @@
       <w:r>
         <w:t xml:space="preserve"> </w:t>
       </w:r>
+      <w:proofErr w:type="spellStart"/>
       <w:r>
         <w:rPr>
           <w:lang w:val="en-US"/>
         </w:rPr>
         <w:t>adminR</w:t>
       </w:r>
+      <w:proofErr w:type="spellEnd"/>
       <w:r>
         <w:t>1(</w:t>
       </w:r>
@@ -382,10 +446,39 @@
         <w:jc w:val="both"/>
       </w:pPr>
       <w:r>
-        <w:t xml:space="preserve">Задать логин и пароль. В режиме глобальной конф.: </w:t>
-      </w:r>
-      <w:r>
-        <w:t>username admin password 123</w:t>
+        <w:t xml:space="preserve">Задать логин и пароль. В режиме глобальной </w:t>
+      </w:r>
+      <w:proofErr w:type="spellStart"/>
+      <w:r>
+        <w:t>конф</w:t>
+      </w:r>
+      <w:proofErr w:type="spellEnd"/>
+      <w:r>
+        <w:t xml:space="preserve">.: </w:t>
+      </w:r>
+      <w:proofErr w:type="spellStart"/>
+      <w:r>
+        <w:t>username</w:t>
+      </w:r>
+      <w:proofErr w:type="spellEnd"/>
+      <w:r>
+        <w:t xml:space="preserve"> </w:t>
+      </w:r>
+      <w:proofErr w:type="spellStart"/>
+      <w:r>
+        <w:t>admin</w:t>
+      </w:r>
+      <w:proofErr w:type="spellEnd"/>
+      <w:r>
+        <w:t xml:space="preserve"> </w:t>
+      </w:r>
+      <w:proofErr w:type="spellStart"/>
+      <w:r>
+        <w:t>password</w:t>
+      </w:r>
+      <w:proofErr w:type="spellEnd"/>
+      <w:r>
+        <w:t xml:space="preserve"> 123</w:t>
       </w:r>
       <w:r>
         <w:t>.</w:t>
@@ -402,11 +495,29 @@
         <w:jc w:val="both"/>
       </w:pPr>
       <w:r>
-        <w:t xml:space="preserve">Включить шифрование пароля. В режиме глобальной конф.: </w:t>
-      </w:r>
-      <w:r>
-        <w:t>service password-encryption</w:t>
-      </w:r>
+        <w:t xml:space="preserve">Включить шифрование пароля. В режиме глобальной </w:t>
+      </w:r>
+      <w:proofErr w:type="spellStart"/>
+      <w:r>
+        <w:t>конф</w:t>
+      </w:r>
+      <w:proofErr w:type="spellEnd"/>
+      <w:r>
+        <w:t xml:space="preserve">.: </w:t>
+      </w:r>
+      <w:proofErr w:type="spellStart"/>
+      <w:r>
+        <w:t>service</w:t>
+      </w:r>
+      <w:proofErr w:type="spellEnd"/>
+      <w:r>
+        <w:t xml:space="preserve"> </w:t>
+      </w:r>
+      <w:proofErr w:type="spellStart"/>
+      <w:r>
+        <w:t>password-encryption</w:t>
+      </w:r>
+      <w:proofErr w:type="spellEnd"/>
     </w:p>
     <w:p>
       <w:pPr>
@@ -419,13 +530,29 @@
         <w:jc w:val="both"/>
       </w:pPr>
       <w:r>
-        <w:t>Включить пароль для доступа к привелегерованному режиму</w:t>
+        <w:t xml:space="preserve">Включить пароль для доступа к </w:t>
+      </w:r>
+      <w:proofErr w:type="spellStart"/>
+      <w:r>
+        <w:t>привелегерованному</w:t>
+      </w:r>
+      <w:proofErr w:type="spellEnd"/>
+      <w:r>
+        <w:t xml:space="preserve"> режиму</w:t>
       </w:r>
       <w:r>
         <w:t xml:space="preserve">. </w:t>
       </w:r>
       <w:r>
-        <w:t>В режиме глобальной конф.:</w:t>
+        <w:t xml:space="preserve">В режиме глобальной </w:t>
+      </w:r>
+      <w:proofErr w:type="spellStart"/>
+      <w:r>
+        <w:t>конф</w:t>
+      </w:r>
+      <w:proofErr w:type="spellEnd"/>
+      <w:r>
+        <w:t>.:</w:t>
       </w:r>
       <w:r>
         <w:t xml:space="preserve"> </w:t>
@@ -487,10 +614,39 @@
         <w:t>.</w:t>
       </w:r>
       <w:r>
-        <w:t xml:space="preserve"> В режиме глобальной конф.: </w:t>
-      </w:r>
-      <w:r>
-        <w:t>ip ssh version 2</w:t>
+        <w:t xml:space="preserve"> В режиме глобальной </w:t>
+      </w:r>
+      <w:proofErr w:type="spellStart"/>
+      <w:r>
+        <w:t>конф</w:t>
+      </w:r>
+      <w:proofErr w:type="spellEnd"/>
+      <w:r>
+        <w:t xml:space="preserve">.: </w:t>
+      </w:r>
+      <w:proofErr w:type="spellStart"/>
+      <w:r>
+        <w:t>ip</w:t>
+      </w:r>
+      <w:proofErr w:type="spellEnd"/>
+      <w:r>
+        <w:t xml:space="preserve"> </w:t>
+      </w:r>
+      <w:proofErr w:type="spellStart"/>
+      <w:r>
+        <w:t>ssh</w:t>
+      </w:r>
+      <w:proofErr w:type="spellEnd"/>
+      <w:r>
+        <w:t xml:space="preserve"> </w:t>
+      </w:r>
+      <w:proofErr w:type="spellStart"/>
+      <w:r>
+        <w:t>version</w:t>
+      </w:r>
+      <w:proofErr w:type="spellEnd"/>
+      <w:r>
+        <w:t xml:space="preserve"> 2</w:t>
       </w:r>
     </w:p>
     <w:p>
@@ -510,7 +666,15 @@
         <w:t xml:space="preserve">. </w:t>
       </w:r>
       <w:r>
-        <w:t>В режиме глобальной конф.:</w:t>
+        <w:t xml:space="preserve">В режиме глобальной </w:t>
+      </w:r>
+      <w:proofErr w:type="spellStart"/>
+      <w:r>
+        <w:t>конф</w:t>
+      </w:r>
+      <w:proofErr w:type="spellEnd"/>
+      <w:r>
+        <w:t>.:</w:t>
       </w:r>
       <w:r>
         <w:t xml:space="preserve"> </w:t>
@@ -542,12 +706,14 @@
       <w:r>
         <w:t xml:space="preserve"> </w:t>
       </w:r>
+      <w:proofErr w:type="spellStart"/>
       <w:r>
         <w:rPr>
           <w:lang w:val="en-US"/>
         </w:rPr>
         <w:t>rsa</w:t>
       </w:r>
+      <w:proofErr w:type="spellEnd"/>
       <w:r>
         <w:t>.</w:t>
       </w:r>
@@ -584,12 +750,14 @@
       <w:r>
         <w:t xml:space="preserve">: </w:t>
       </w:r>
+      <w:proofErr w:type="spellStart"/>
       <w:r>
         <w:rPr>
           <w:lang w:val="en-US"/>
         </w:rPr>
         <w:t>aaa</w:t>
       </w:r>
+      <w:proofErr w:type="spellEnd"/>
       <w:r>
         <w:t xml:space="preserve"> </w:t>
       </w:r>
@@ -622,11 +790,33 @@
       <w:r>
         <w:t xml:space="preserve">Сохранить изменения: </w:t>
       </w:r>
-      <w:r>
-        <w:rPr>
-          <w:lang w:val="en-US"/>
-        </w:rPr>
-        <w:t>do wr.</w:t>
+      <w:proofErr w:type="spellStart"/>
+      <w:r>
+        <w:rPr>
+          <w:lang w:val="en-US"/>
+        </w:rPr>
+        <w:t>do</w:t>
+      </w:r>
+      <w:proofErr w:type="spellEnd"/>
+      <w:r>
+        <w:rPr>
+          <w:lang w:val="en-US"/>
+        </w:rPr>
+        <w:t xml:space="preserve"> </w:t>
+      </w:r>
+      <w:proofErr w:type="spellStart"/>
+      <w:r>
+        <w:rPr>
+          <w:lang w:val="en-US"/>
+        </w:rPr>
+        <w:t>wr</w:t>
+      </w:r>
+      <w:proofErr w:type="spellEnd"/>
+      <w:r>
+        <w:rPr>
+          <w:lang w:val="en-US"/>
+        </w:rPr>
+        <w:t>.</w:t>
       </w:r>
     </w:p>
     <w:p>
@@ -669,12 +859,14 @@
       <w:r>
         <w:t xml:space="preserve"> </w:t>
       </w:r>
+      <w:proofErr w:type="spellStart"/>
       <w:r>
         <w:rPr>
           <w:lang w:val="en-US"/>
         </w:rPr>
         <w:t>vty</w:t>
       </w:r>
+      <w:proofErr w:type="spellEnd"/>
       <w:r>
         <w:t xml:space="preserve"> 0 15.</w:t>
       </w:r>
@@ -739,9 +931,19 @@
         <w:spacing w:after="0"/>
         <w:jc w:val="both"/>
       </w:pPr>
-      <w:r>
-        <w:t>logging synchronous</w:t>
-      </w:r>
+      <w:proofErr w:type="spellStart"/>
+      <w:r>
+        <w:t>logging</w:t>
+      </w:r>
+      <w:proofErr w:type="spellEnd"/>
+      <w:r>
+        <w:t xml:space="preserve"> </w:t>
+      </w:r>
+      <w:proofErr w:type="spellStart"/>
+      <w:r>
+        <w:t>synchronous</w:t>
+      </w:r>
+      <w:proofErr w:type="spellEnd"/>
     </w:p>
     <w:p>
       <w:pPr>
@@ -753,8 +955,13 @@
         <w:spacing w:after="0"/>
         <w:jc w:val="both"/>
       </w:pPr>
-      <w:r>
-        <w:t>exec-timeout 5</w:t>
+      <w:proofErr w:type="spellStart"/>
+      <w:r>
+        <w:t>exec-timeout</w:t>
+      </w:r>
+      <w:proofErr w:type="spellEnd"/>
+      <w:r>
+        <w:t xml:space="preserve"> 5</w:t>
       </w:r>
     </w:p>
     <w:p>
@@ -767,12 +974,28 @@
         <w:spacing w:after="0"/>
         <w:jc w:val="both"/>
       </w:pPr>
-      <w:r>
-        <w:rPr>
-          <w:lang w:val="en-US"/>
-        </w:rPr>
-        <w:t>do wr</w:t>
-      </w:r>
+      <w:proofErr w:type="spellStart"/>
+      <w:r>
+        <w:rPr>
+          <w:lang w:val="en-US"/>
+        </w:rPr>
+        <w:t>do</w:t>
+      </w:r>
+      <w:proofErr w:type="spellEnd"/>
+      <w:r>
+        <w:rPr>
+          <w:lang w:val="en-US"/>
+        </w:rPr>
+        <w:t xml:space="preserve"> </w:t>
+      </w:r>
+      <w:proofErr w:type="spellStart"/>
+      <w:r>
+        <w:rPr>
+          <w:lang w:val="en-US"/>
+        </w:rPr>
+        <w:t>wr</w:t>
+      </w:r>
+      <w:proofErr w:type="spellEnd"/>
     </w:p>
     <w:p>
       <w:pPr>
@@ -828,8 +1051,13 @@
         <w:spacing w:after="0"/>
         <w:jc w:val="both"/>
       </w:pPr>
-      <w:r>
-        <w:t>Пингануть роутер.</w:t>
+      <w:proofErr w:type="spellStart"/>
+      <w:r>
+        <w:t>Пингануть</w:t>
+      </w:r>
+      <w:proofErr w:type="spellEnd"/>
+      <w:r>
+        <w:t xml:space="preserve"> роутер.</w:t>
       </w:r>
     </w:p>
     <w:p>
@@ -936,12 +1164,14 @@
       <w:r>
         <w:t xml:space="preserve"> </w:t>
       </w:r>
+      <w:proofErr w:type="spellStart"/>
       <w:r>
         <w:rPr>
           <w:lang w:val="en-US"/>
         </w:rPr>
         <w:t>rs</w:t>
       </w:r>
+      <w:proofErr w:type="spellEnd"/>
       <w:r>
         <w:t>232-</w:t>
       </w:r>
@@ -1006,7 +1236,15 @@
         <w:t xml:space="preserve">. </w:t>
       </w:r>
       <w:r>
-        <w:t>В режиме глобальной конф.:</w:t>
+        <w:t xml:space="preserve">В режиме глобальной </w:t>
+      </w:r>
+      <w:proofErr w:type="spellStart"/>
+      <w:r>
+        <w:t>конф</w:t>
+      </w:r>
+      <w:proofErr w:type="spellEnd"/>
+      <w:r>
+        <w:t>.:</w:t>
       </w:r>
       <w:r>
         <w:t xml:space="preserve"> </w:t>
@@ -1162,29 +1400,53 @@
         <w:t xml:space="preserve">, </w:t>
       </w:r>
       <w:r>
-        <w:t xml:space="preserve">и создать лист с логинами и паролями, которые будут использоваться для авторизации на маршрутизатор </w:t>
-      </w:r>
-      <w:r>
-        <w:t xml:space="preserve"> </w:t>
-      </w:r>
-      <w:r>
-        <w:t>В режиме глобальной конф.:</w:t>
-      </w:r>
-    </w:p>
-    <w:p>
-      <w:pPr>
-        <w:pStyle w:val="a7"/>
-        <w:spacing w:after="0"/>
-        <w:jc w:val="both"/>
-        <w:rPr>
-          <w:lang w:val="en-US"/>
-        </w:rPr>
-      </w:pPr>
-      <w:r>
-        <w:rPr>
-          <w:lang w:val="en-US"/>
-        </w:rPr>
-        <w:t>aaa authentication login admin local</w:t>
+        <w:t xml:space="preserve">и создать лист с логинами и паролями, которые будут использоваться для авторизации на </w:t>
+      </w:r>
+      <w:proofErr w:type="gramStart"/>
+      <w:r>
+        <w:t xml:space="preserve">маршрутизатор </w:t>
+      </w:r>
+      <w:r>
+        <w:t xml:space="preserve"> </w:t>
+      </w:r>
+      <w:r>
+        <w:t>В</w:t>
+      </w:r>
+      <w:proofErr w:type="gramEnd"/>
+      <w:r>
+        <w:t xml:space="preserve"> режиме глобальной </w:t>
+      </w:r>
+      <w:proofErr w:type="spellStart"/>
+      <w:r>
+        <w:t>конф</w:t>
+      </w:r>
+      <w:proofErr w:type="spellEnd"/>
+      <w:r>
+        <w:t>.:</w:t>
+      </w:r>
+    </w:p>
+    <w:p>
+      <w:pPr>
+        <w:pStyle w:val="a7"/>
+        <w:spacing w:after="0"/>
+        <w:jc w:val="both"/>
+        <w:rPr>
+          <w:lang w:val="en-US"/>
+        </w:rPr>
+      </w:pPr>
+      <w:proofErr w:type="spellStart"/>
+      <w:r>
+        <w:rPr>
+          <w:lang w:val="en-US"/>
+        </w:rPr>
+        <w:t>aaa</w:t>
+      </w:r>
+      <w:proofErr w:type="spellEnd"/>
+      <w:r>
+        <w:rPr>
+          <w:lang w:val="en-US"/>
+        </w:rPr>
+        <w:t xml:space="preserve"> authentication login admin local</w:t>
       </w:r>
     </w:p>
     <w:p>
@@ -1260,8 +1522,16 @@
         <w:rPr>
           <w:lang w:val="en-US"/>
         </w:rPr>
-        <w:t>Do wr</w:t>
-      </w:r>
+        <w:t xml:space="preserve">Do </w:t>
+      </w:r>
+      <w:proofErr w:type="spellStart"/>
+      <w:r>
+        <w:rPr>
+          <w:lang w:val="en-US"/>
+        </w:rPr>
+        <w:t>wr</w:t>
+      </w:r>
+      <w:proofErr w:type="spellEnd"/>
     </w:p>
     <w:p>
       <w:pPr>
@@ -1274,7 +1544,15 @@
         <w:jc w:val="both"/>
       </w:pPr>
       <w:r>
-        <w:t xml:space="preserve">Вернуться в режим настройки интерфейса консол: </w:t>
+        <w:t xml:space="preserve">Вернуться в режим настройки интерфейса </w:t>
+      </w:r>
+      <w:proofErr w:type="spellStart"/>
+      <w:r>
+        <w:t>консол</w:t>
+      </w:r>
+      <w:proofErr w:type="spellEnd"/>
+      <w:r>
+        <w:t xml:space="preserve">: </w:t>
       </w:r>
       <w:r>
         <w:rPr>
@@ -1437,9 +1715,19 @@
       <w:r>
         <w:t xml:space="preserve"> </w:t>
       </w:r>
-      <w:r>
-        <w:t>logging synchronous</w:t>
-      </w:r>
+      <w:proofErr w:type="spellStart"/>
+      <w:r>
+        <w:t>logging</w:t>
+      </w:r>
+      <w:proofErr w:type="spellEnd"/>
+      <w:r>
+        <w:t xml:space="preserve"> </w:t>
+      </w:r>
+      <w:proofErr w:type="spellStart"/>
+      <w:r>
+        <w:t>synchronous</w:t>
+      </w:r>
+      <w:proofErr w:type="spellEnd"/>
     </w:p>
     <w:p>
       <w:pPr>
@@ -1460,8 +1748,13 @@
         </w:rPr>
         <w:t xml:space="preserve"> </w:t>
       </w:r>
-      <w:r>
-        <w:t>exec-timeout 5</w:t>
+      <w:proofErr w:type="spellStart"/>
+      <w:r>
+        <w:t>exec-timeout</w:t>
+      </w:r>
+      <w:proofErr w:type="spellEnd"/>
+      <w:r>
+        <w:t xml:space="preserve"> 5</w:t>
       </w:r>
     </w:p>
     <w:p>
@@ -1481,8 +1774,16 @@
         <w:rPr>
           <w:lang w:val="en-US"/>
         </w:rPr>
-        <w:t>Do wr</w:t>
-      </w:r>
+        <w:t xml:space="preserve">Do </w:t>
+      </w:r>
+      <w:proofErr w:type="spellStart"/>
+      <w:r>
+        <w:rPr>
+          <w:lang w:val="en-US"/>
+        </w:rPr>
+        <w:t>wr</w:t>
+      </w:r>
+      <w:proofErr w:type="spellEnd"/>
     </w:p>
     <w:p>
       <w:pPr>
@@ -1541,7 +1842,23 @@
         <w:jc w:val="both"/>
       </w:pPr>
       <w:r>
-        <w:t xml:space="preserve">Задать хостнэйм. В режиме глобальной конф: </w:t>
+        <w:t xml:space="preserve">Задать </w:t>
+      </w:r>
+      <w:proofErr w:type="spellStart"/>
+      <w:r>
+        <w:t>хостнэйм</w:t>
+      </w:r>
+      <w:proofErr w:type="spellEnd"/>
+      <w:r>
+        <w:t xml:space="preserve">. В режиме глобальной </w:t>
+      </w:r>
+      <w:proofErr w:type="spellStart"/>
+      <w:r>
+        <w:t>конф</w:t>
+      </w:r>
+      <w:proofErr w:type="spellEnd"/>
+      <w:r>
+        <w:t xml:space="preserve">: </w:t>
       </w:r>
       <w:r>
         <w:rPr>
@@ -1582,7 +1899,21 @@
         <w:rPr>
           <w:lang w:val="en-US"/>
         </w:rPr>
-        <w:t>Do wr.</w:t>
+        <w:t xml:space="preserve">No </w:t>
+      </w:r>
+      <w:proofErr w:type="spellStart"/>
+      <w:r>
+        <w:rPr>
+          <w:lang w:val="en-US"/>
+        </w:rPr>
+        <w:t>ip</w:t>
+      </w:r>
+      <w:proofErr w:type="spellEnd"/>
+      <w:r>
+        <w:rPr>
+          <w:lang w:val="en-US"/>
+        </w:rPr>
+        <w:t xml:space="preserve"> domain-lookup</w:t>
       </w:r>
     </w:p>
     <w:p>
@@ -1594,28 +1925,105 @@
         </w:numPr>
         <w:spacing w:after="0"/>
         <w:jc w:val="both"/>
-      </w:pPr>
-      <w:r>
-        <w:t xml:space="preserve">Ващето бы задать </w:t>
-      </w:r>
+        <w:rPr>
+          <w:lang w:val="en-US"/>
+        </w:rPr>
+      </w:pPr>
+      <w:r>
+        <w:rPr>
+          <w:lang w:val="en-US"/>
+        </w:rPr>
+        <w:t>Ip domain name AdminSW0(</w:t>
+      </w:r>
+      <w:proofErr w:type="gramStart"/>
+      <w:r>
+        <w:t>имя</w:t>
+      </w:r>
+      <w:r>
+        <w:rPr>
+          <w:lang w:val="en-US"/>
+        </w:rPr>
+        <w:t xml:space="preserve"> </w:t>
+      </w:r>
+      <w:r>
+        <w:rPr>
+          <w:lang w:val="en-US"/>
+        </w:rPr>
+        <w:t>)</w:t>
+      </w:r>
+      <w:proofErr w:type="gramEnd"/>
+    </w:p>
+    <w:p>
+      <w:pPr>
+        <w:pStyle w:val="a7"/>
+        <w:numPr>
+          <w:ilvl w:val="0"/>
+          <w:numId w:val="10"/>
+        </w:numPr>
+        <w:spacing w:after="0"/>
+        <w:jc w:val="both"/>
+      </w:pPr>
+      <w:r>
+        <w:rPr>
+          <w:lang w:val="en-US"/>
+        </w:rPr>
+        <w:t xml:space="preserve">Do </w:t>
+      </w:r>
+      <w:proofErr w:type="spellStart"/>
+      <w:r>
+        <w:rPr>
+          <w:lang w:val="en-US"/>
+        </w:rPr>
+        <w:t>wr</w:t>
+      </w:r>
+      <w:proofErr w:type="spellEnd"/>
+      <w:r>
+        <w:rPr>
+          <w:lang w:val="en-US"/>
+        </w:rPr>
+        <w:t>.</w:t>
+      </w:r>
+    </w:p>
+    <w:p>
+      <w:pPr>
+        <w:pStyle w:val="a7"/>
+        <w:numPr>
+          <w:ilvl w:val="0"/>
+          <w:numId w:val="10"/>
+        </w:numPr>
+        <w:spacing w:after="0"/>
+        <w:jc w:val="both"/>
+      </w:pPr>
+      <w:proofErr w:type="spellStart"/>
+      <w:r>
+        <w:t>Ващето</w:t>
+      </w:r>
+      <w:proofErr w:type="spellEnd"/>
+      <w:r>
+        <w:t xml:space="preserve"> бы задать </w:t>
+      </w:r>
+      <w:proofErr w:type="spellStart"/>
       <w:r>
         <w:rPr>
           <w:lang w:val="en-US"/>
         </w:rPr>
         <w:t>ip</w:t>
       </w:r>
+      <w:proofErr w:type="spellEnd"/>
       <w:r>
         <w:t xml:space="preserve">, </w:t>
       </w:r>
       <w:r>
         <w:t xml:space="preserve">но свитч это устройство второго уровня, по этому его интерфейсам присвоить </w:t>
       </w:r>
+      <w:proofErr w:type="spellStart"/>
       <w:r>
         <w:rPr>
           <w:lang w:val="en-US"/>
         </w:rPr>
         <w:t>ip</w:t>
       </w:r>
+      <w:proofErr w:type="spellEnd"/>
       <w:r>
         <w:t xml:space="preserve"> </w:t>
       </w:r>
@@ -1628,12 +2036,14 @@
       <w:r>
         <w:t xml:space="preserve">другому виртуальные. Если открыть конфиг, то это будет </w:t>
       </w:r>
+      <w:proofErr w:type="spellStart"/>
       <w:r>
         <w:rPr>
           <w:lang w:val="en-US"/>
         </w:rPr>
         <w:t>vlan</w:t>
       </w:r>
+      <w:proofErr w:type="spellEnd"/>
       <w:r>
         <w:t>.</w:t>
       </w:r>
@@ -1700,7 +2110,15 @@
         <w:jc w:val="both"/>
       </w:pPr>
       <w:r>
-        <w:t xml:space="preserve">Зайти в настройку интерфейса влан: </w:t>
+        <w:t xml:space="preserve">Зайти в настройку интерфейса </w:t>
+      </w:r>
+      <w:proofErr w:type="spellStart"/>
+      <w:r>
+        <w:t>влан</w:t>
+      </w:r>
+      <w:proofErr w:type="spellEnd"/>
+      <w:r>
+        <w:t xml:space="preserve">: </w:t>
       </w:r>
       <w:r>
         <w:rPr>
@@ -1711,14 +2129,22 @@
       <w:r>
         <w:t xml:space="preserve"> </w:t>
       </w:r>
+      <w:proofErr w:type="spellStart"/>
       <w:r>
         <w:rPr>
           <w:lang w:val="en-US"/>
         </w:rPr>
         <w:t>vlan</w:t>
       </w:r>
-      <w:r>
-        <w:t xml:space="preserve"> 1(</w:t>
+      <w:proofErr w:type="spellEnd"/>
+      <w:r>
+        <w:t xml:space="preserve"> 101</w:t>
+      </w:r>
+      <w:r>
+        <w:t xml:space="preserve"> </w:t>
+      </w:r>
+      <w:r>
+        <w:t>(</w:t>
       </w:r>
       <w:r>
         <w:t>номер интерфейса</w:t>
@@ -1741,22 +2167,41 @@
         <w:jc w:val="both"/>
       </w:pPr>
       <w:r>
-        <w:t xml:space="preserve">Установить </w:t>
-      </w:r>
+        <w:t xml:space="preserve">Зададим </w:t>
+      </w:r>
+      <w:proofErr w:type="spellStart"/>
       <w:r>
         <w:rPr>
           <w:lang w:val="en-US"/>
         </w:rPr>
         <w:t>ip</w:t>
       </w:r>
-      <w:r>
-        <w:t xml:space="preserve"> </w:t>
-      </w:r>
-      <w:r>
-        <w:t xml:space="preserve">адрес и маску: </w:t>
-      </w:r>
-      <w:r>
-        <w:t>ip address 192.168.100.250 255.255.255.0</w:t>
+      <w:proofErr w:type="spellEnd"/>
+      <w:r>
+        <w:t xml:space="preserve"> </w:t>
+      </w:r>
+      <w:r>
+        <w:t xml:space="preserve">и маску: </w:t>
+      </w:r>
+      <w:proofErr w:type="spellStart"/>
+      <w:r>
+        <w:rPr>
+          <w:lang w:val="en-US"/>
+        </w:rPr>
+        <w:t>ip</w:t>
+      </w:r>
+      <w:proofErr w:type="spellEnd"/>
+      <w:r>
+        <w:t xml:space="preserve"> </w:t>
+      </w:r>
+      <w:r>
+        <w:rPr>
+          <w:lang w:val="en-US"/>
+        </w:rPr>
+        <w:t>address</w:t>
+      </w:r>
+      <w:r>
+        <w:t xml:space="preserve"> 192.168.100.254 255.255.255.0</w:t>
       </w:r>
     </w:p>
     <w:p>
@@ -1773,7 +2218,21 @@
         <w:rPr>
           <w:lang w:val="en-US"/>
         </w:rPr>
-        <w:t>No shutdown.</w:t>
+        <w:t xml:space="preserve">Do </w:t>
+      </w:r>
+      <w:proofErr w:type="spellStart"/>
+      <w:r>
+        <w:rPr>
+          <w:lang w:val="en-US"/>
+        </w:rPr>
+        <w:t>wr</w:t>
+      </w:r>
+      <w:proofErr w:type="spellEnd"/>
+      <w:r>
+        <w:rPr>
+          <w:lang w:val="en-US"/>
+        </w:rPr>
+        <w:t>.</w:t>
       </w:r>
     </w:p>
     <w:p>
@@ -1787,195 +2246,33 @@
         <w:jc w:val="both"/>
       </w:pPr>
       <w:r>
-        <w:rPr>
-          <w:lang w:val="en-US"/>
-        </w:rPr>
-        <w:t>Do wr</w:t>
-      </w:r>
-      <w:r>
-        <w:rPr>
-          <w:lang w:val="en-US"/>
-        </w:rPr>
-        <w:t>.</w:t>
-      </w:r>
-    </w:p>
-    <w:p>
-      <w:pPr>
-        <w:spacing w:after="0"/>
-        <w:jc w:val="both"/>
-        <w:rPr>
-          <w:lang w:val="en-US"/>
-        </w:rPr>
-      </w:pPr>
-    </w:p>
-    <w:p>
-      <w:pPr>
-        <w:spacing w:after="0"/>
-        <w:jc w:val="both"/>
-        <w:rPr>
-          <w:lang w:val="en-US"/>
-        </w:rPr>
-      </w:pPr>
-    </w:p>
-    <w:p>
-      <w:pPr>
-        <w:pStyle w:val="a7"/>
-        <w:numPr>
-          <w:ilvl w:val="0"/>
-          <w:numId w:val="11"/>
-        </w:numPr>
-        <w:spacing w:after="0"/>
-        <w:jc w:val="both"/>
-      </w:pPr>
-      <w:r>
-        <w:t>Создадим еще один интерфейс</w:t>
-      </w:r>
-      <w:r>
-        <w:t>:</w:t>
-      </w:r>
-      <w:r>
-        <w:t xml:space="preserve"> </w:t>
-      </w:r>
-      <w:r>
-        <w:rPr>
-          <w:lang w:val="en-US"/>
-        </w:rPr>
-        <w:t>vlan</w:t>
-      </w:r>
-      <w:r>
-        <w:t xml:space="preserve"> 101</w:t>
-      </w:r>
-    </w:p>
-    <w:p>
-      <w:pPr>
-        <w:pStyle w:val="a7"/>
-        <w:numPr>
-          <w:ilvl w:val="0"/>
-          <w:numId w:val="11"/>
-        </w:numPr>
-        <w:spacing w:after="0"/>
-        <w:jc w:val="both"/>
-      </w:pPr>
-      <w:r>
-        <w:rPr>
-          <w:lang w:val="en-US"/>
-        </w:rPr>
-        <w:t>ex</w:t>
-      </w:r>
-    </w:p>
-    <w:p>
-      <w:pPr>
-        <w:pStyle w:val="a7"/>
-        <w:numPr>
-          <w:ilvl w:val="0"/>
-          <w:numId w:val="11"/>
-        </w:numPr>
-        <w:spacing w:after="0"/>
-        <w:jc w:val="both"/>
-      </w:pPr>
-      <w:r>
-        <w:t xml:space="preserve">Зайдем в настройки интерфейса: </w:t>
-      </w:r>
-      <w:r>
-        <w:rPr>
-          <w:lang w:val="en-US"/>
-        </w:rPr>
-        <w:t>int</w:t>
-      </w:r>
-      <w:r>
-        <w:t xml:space="preserve"> </w:t>
-      </w:r>
-      <w:r>
-        <w:rPr>
-          <w:lang w:val="en-US"/>
-        </w:rPr>
-        <w:t>vlan</w:t>
-      </w:r>
-      <w:r>
-        <w:t xml:space="preserve"> 101</w:t>
-      </w:r>
-    </w:p>
-    <w:p>
-      <w:pPr>
-        <w:pStyle w:val="a7"/>
-        <w:numPr>
-          <w:ilvl w:val="0"/>
-          <w:numId w:val="11"/>
-        </w:numPr>
-        <w:spacing w:after="0"/>
-        <w:jc w:val="both"/>
-      </w:pPr>
-      <w:r>
-        <w:t xml:space="preserve">Зададим </w:t>
-      </w:r>
-      <w:r>
-        <w:rPr>
-          <w:lang w:val="en-US"/>
-        </w:rPr>
-        <w:t>ip</w:t>
-      </w:r>
-      <w:r>
-        <w:t xml:space="preserve"> </w:t>
-      </w:r>
-      <w:r>
-        <w:t xml:space="preserve">и маску: </w:t>
-      </w:r>
-      <w:r>
-        <w:rPr>
-          <w:lang w:val="en-US"/>
-        </w:rPr>
-        <w:t>ip</w:t>
-      </w:r>
-      <w:r>
-        <w:t xml:space="preserve"> </w:t>
-      </w:r>
-      <w:r>
-        <w:rPr>
-          <w:lang w:val="en-US"/>
-        </w:rPr>
-        <w:t>address</w:t>
-      </w:r>
-      <w:r>
-        <w:t xml:space="preserve"> 192.168.100.254 255.255.255.0</w:t>
-      </w:r>
-    </w:p>
-    <w:p>
-      <w:pPr>
-        <w:pStyle w:val="a7"/>
-        <w:numPr>
-          <w:ilvl w:val="0"/>
-          <w:numId w:val="11"/>
-        </w:numPr>
-        <w:spacing w:after="0"/>
-        <w:jc w:val="both"/>
-      </w:pPr>
-      <w:r>
-        <w:rPr>
-          <w:lang w:val="en-US"/>
-        </w:rPr>
-        <w:t>Do wr</w:t>
-      </w:r>
-    </w:p>
-    <w:p>
-      <w:pPr>
-        <w:pStyle w:val="a7"/>
-        <w:numPr>
-          <w:ilvl w:val="0"/>
-          <w:numId w:val="11"/>
-        </w:numPr>
-        <w:spacing w:after="0"/>
-        <w:jc w:val="both"/>
-      </w:pPr>
-      <w:r>
-        <w:t>Теперь необходимо связать физический интерфейс с виртуальным.</w:t>
-      </w:r>
-    </w:p>
-    <w:p>
-      <w:pPr>
-        <w:pStyle w:val="a7"/>
-        <w:numPr>
-          <w:ilvl w:val="0"/>
-          <w:numId w:val="11"/>
+        <w:t>Теперь необходимо связать</w:t>
+      </w:r>
+      <w:r>
+        <w:t xml:space="preserve"> все</w:t>
+      </w:r>
+      <w:r>
+        <w:t xml:space="preserve"> физическ</w:t>
+      </w:r>
+      <w:r>
+        <w:t>ие</w:t>
+      </w:r>
+      <w:r>
+        <w:t xml:space="preserve"> интерфейс</w:t>
+      </w:r>
+      <w:r>
+        <w:t>ы</w:t>
+      </w:r>
+      <w:r>
+        <w:t xml:space="preserve"> с виртуальным.</w:t>
+      </w:r>
+    </w:p>
+    <w:p>
+      <w:pPr>
+        <w:pStyle w:val="a7"/>
+        <w:numPr>
+          <w:ilvl w:val="0"/>
+          <w:numId w:val="10"/>
         </w:numPr>
         <w:spacing w:after="0"/>
         <w:jc w:val="both"/>
@@ -2002,7 +2299,15 @@
         <w:t>range</w:t>
       </w:r>
       <w:r>
-        <w:t xml:space="preserve"> fastEthernet 0/1 </w:t>
+        <w:t xml:space="preserve"> </w:t>
+      </w:r>
+      <w:proofErr w:type="spellStart"/>
+      <w:r>
+        <w:t>fastEthernet</w:t>
+      </w:r>
+      <w:proofErr w:type="spellEnd"/>
+      <w:r>
+        <w:t xml:space="preserve"> 0/1 </w:t>
       </w:r>
       <w:r>
         <w:t>–</w:t>
@@ -2011,7 +2316,15 @@
         <w:t xml:space="preserve"> 24 (</w:t>
       </w:r>
       <w:r>
-        <w:t>группа интерфейсов к которой хотим обратиться</w:t>
+        <w:t xml:space="preserve">группа </w:t>
+      </w:r>
+      <w:proofErr w:type="gramStart"/>
+      <w:r>
+        <w:t>интерфейсов</w:t>
+      </w:r>
+      <w:proofErr w:type="gramEnd"/>
+      <w:r>
+        <w:t xml:space="preserve"> к которой хотим обратиться</w:t>
       </w:r>
       <w:r>
         <w:t>)</w:t>
@@ -2069,7 +2382,7 @@
         <w:pStyle w:val="a7"/>
         <w:numPr>
           <w:ilvl w:val="0"/>
-          <w:numId w:val="11"/>
+          <w:numId w:val="10"/>
         </w:numPr>
         <w:spacing w:after="0"/>
         <w:jc w:val="both"/>
@@ -2105,16 +2418,34 @@
           <w:lang w:val="en-US"/>
         </w:rPr>
       </w:pPr>
-      <w:r>
-        <w:t>switchport mode access</w:t>
-      </w:r>
-    </w:p>
-    <w:p>
-      <w:pPr>
-        <w:pStyle w:val="a7"/>
-        <w:numPr>
-          <w:ilvl w:val="0"/>
-          <w:numId w:val="11"/>
+      <w:proofErr w:type="spellStart"/>
+      <w:r>
+        <w:t>switchport</w:t>
+      </w:r>
+      <w:proofErr w:type="spellEnd"/>
+      <w:r>
+        <w:t xml:space="preserve"> </w:t>
+      </w:r>
+      <w:proofErr w:type="spellStart"/>
+      <w:r>
+        <w:t>mode</w:t>
+      </w:r>
+      <w:proofErr w:type="spellEnd"/>
+      <w:r>
+        <w:t xml:space="preserve"> </w:t>
+      </w:r>
+      <w:proofErr w:type="spellStart"/>
+      <w:r>
+        <w:t>access</w:t>
+      </w:r>
+      <w:proofErr w:type="spellEnd"/>
+    </w:p>
+    <w:p>
+      <w:pPr>
+        <w:pStyle w:val="a7"/>
+        <w:numPr>
+          <w:ilvl w:val="0"/>
+          <w:numId w:val="10"/>
         </w:numPr>
         <w:spacing w:after="0"/>
         <w:jc w:val="both"/>
@@ -2122,12 +2453,14 @@
       <w:r>
         <w:t xml:space="preserve">Выполним привязку этих интерфейсов к виртуальному интерфейсу </w:t>
       </w:r>
+      <w:proofErr w:type="spellStart"/>
       <w:r>
         <w:rPr>
           <w:lang w:val="en-US"/>
         </w:rPr>
         <w:t>vlan</w:t>
       </w:r>
+      <w:proofErr w:type="spellEnd"/>
       <w:r>
         <w:t xml:space="preserve"> 101.</w:t>
       </w:r>
@@ -2141,8 +2474,29 @@
           <w:lang w:val="en-US"/>
         </w:rPr>
       </w:pPr>
-      <w:r>
-        <w:t>switchport access vlan 101</w:t>
+      <w:proofErr w:type="spellStart"/>
+      <w:r>
+        <w:t>switchport</w:t>
+      </w:r>
+      <w:proofErr w:type="spellEnd"/>
+      <w:r>
+        <w:t xml:space="preserve"> </w:t>
+      </w:r>
+      <w:proofErr w:type="spellStart"/>
+      <w:r>
+        <w:t>access</w:t>
+      </w:r>
+      <w:proofErr w:type="spellEnd"/>
+      <w:r>
+        <w:t xml:space="preserve"> </w:t>
+      </w:r>
+      <w:proofErr w:type="spellStart"/>
+      <w:r>
+        <w:t>vlan</w:t>
+      </w:r>
+      <w:proofErr w:type="spellEnd"/>
+      <w:r>
+        <w:t xml:space="preserve"> 101</w:t>
       </w:r>
     </w:p>
     <w:p>
@@ -2158,7 +2512,6 @@
         <w:rPr>
           <w:noProof/>
         </w:rPr>
-        <w:lastRenderedPageBreak/>
         <w:drawing>
           <wp:inline distT="0" distB="0" distL="0" distR="0" wp14:anchorId="2BEA47D3" wp14:editId="072BD4FD">
             <wp:extent cx="5939790" cy="653415"/>
@@ -2201,22 +2554,154 @@
         <w:pStyle w:val="a7"/>
         <w:numPr>
           <w:ilvl w:val="0"/>
-          <w:numId w:val="11"/>
-        </w:numPr>
-        <w:spacing w:after="0"/>
-        <w:jc w:val="both"/>
-      </w:pPr>
-      <w:r>
-        <w:t>Пингануть влан 101 с любого ПК – должен отвечать.</w:t>
-      </w:r>
-    </w:p>
-    <w:p>
-      <w:pPr>
-        <w:spacing w:after="0"/>
-        <w:jc w:val="both"/>
-      </w:pPr>
-      <w:r>
-        <w:t xml:space="preserve">Настроим </w:t>
+          <w:numId w:val="10"/>
+        </w:numPr>
+        <w:spacing w:after="0"/>
+        <w:jc w:val="both"/>
+      </w:pPr>
+      <w:proofErr w:type="spellStart"/>
+      <w:r>
+        <w:t>Пингануть</w:t>
+      </w:r>
+      <w:proofErr w:type="spellEnd"/>
+      <w:r>
+        <w:t xml:space="preserve"> </w:t>
+      </w:r>
+      <w:proofErr w:type="spellStart"/>
+      <w:r>
+        <w:t>влан</w:t>
+      </w:r>
+      <w:proofErr w:type="spellEnd"/>
+      <w:r>
+        <w:t xml:space="preserve"> 101 с любого ПК – должен отвечать.</w:t>
+      </w:r>
+    </w:p>
+    <w:p>
+      <w:pPr>
+        <w:spacing w:after="0"/>
+        <w:jc w:val="both"/>
+      </w:pPr>
+      <w:r>
+        <w:t>Далее н</w:t>
+      </w:r>
+      <w:r>
+        <w:t xml:space="preserve">астроим </w:t>
+      </w:r>
+      <w:r>
+        <w:rPr>
+          <w:lang w:val="en-US"/>
+        </w:rPr>
+        <w:t>ssh</w:t>
+      </w:r>
+      <w:r>
+        <w:t xml:space="preserve"> </w:t>
+      </w:r>
+      <w:r>
+        <w:t>на коммутаторе.</w:t>
+      </w:r>
+    </w:p>
+    <w:p>
+      <w:pPr>
+        <w:pStyle w:val="a7"/>
+        <w:numPr>
+          <w:ilvl w:val="0"/>
+          <w:numId w:val="12"/>
+        </w:numPr>
+        <w:spacing w:after="0"/>
+        <w:jc w:val="both"/>
+        <w:rPr>
+          <w:lang w:val="en-US"/>
+        </w:rPr>
+      </w:pPr>
+      <w:r>
+        <w:t>Зададим</w:t>
+      </w:r>
+      <w:r>
+        <w:rPr>
+          <w:lang w:val="en-US"/>
+        </w:rPr>
+        <w:t xml:space="preserve"> </w:t>
+      </w:r>
+      <w:r>
+        <w:t>имя</w:t>
+      </w:r>
+      <w:r>
+        <w:rPr>
+          <w:lang w:val="en-US"/>
+        </w:rPr>
+        <w:t xml:space="preserve"> </w:t>
+      </w:r>
+      <w:proofErr w:type="spellStart"/>
+      <w:r>
+        <w:rPr>
+          <w:lang w:val="en-US"/>
+        </w:rPr>
+        <w:t>ip</w:t>
+      </w:r>
+      <w:proofErr w:type="spellEnd"/>
+      <w:r>
+        <w:rPr>
+          <w:lang w:val="en-US"/>
+        </w:rPr>
+        <w:t xml:space="preserve"> domain-name adminSW0</w:t>
+      </w:r>
+      <w:r>
+        <w:rPr>
+          <w:lang w:val="en-US"/>
+        </w:rPr>
+        <w:t>.</w:t>
+      </w:r>
+      <w:r>
+        <w:rPr>
+          <w:lang w:val="en-US"/>
+        </w:rPr>
+        <w:t xml:space="preserve"> </w:t>
+      </w:r>
+      <w:r>
+        <w:rPr>
+          <w:lang w:val="en-US"/>
+        </w:rPr>
+        <w:t xml:space="preserve"> </w:t>
+      </w:r>
+    </w:p>
+    <w:p>
+      <w:pPr>
+        <w:pStyle w:val="a7"/>
+        <w:numPr>
+          <w:ilvl w:val="0"/>
+          <w:numId w:val="12"/>
+        </w:numPr>
+        <w:spacing w:after="0"/>
+        <w:jc w:val="both"/>
+      </w:pPr>
+      <w:r>
+        <w:lastRenderedPageBreak/>
+        <w:t>Если не задано имя пользователя и пароль – задать</w:t>
+      </w:r>
+      <w:r>
+        <w:t xml:space="preserve">, и зашифровать. Задать пароль для </w:t>
+      </w:r>
+      <w:proofErr w:type="spellStart"/>
+      <w:r>
+        <w:t>привелегерованного</w:t>
+      </w:r>
+      <w:proofErr w:type="spellEnd"/>
+      <w:r>
+        <w:t xml:space="preserve"> режима.</w:t>
+      </w:r>
+    </w:p>
+    <w:p>
+      <w:pPr>
+        <w:pStyle w:val="a7"/>
+        <w:numPr>
+          <w:ilvl w:val="0"/>
+          <w:numId w:val="12"/>
+        </w:numPr>
+        <w:spacing w:after="0"/>
+        <w:jc w:val="both"/>
+      </w:pPr>
+      <w:r>
+        <w:t xml:space="preserve">Установить </w:t>
       </w:r>
       <w:r>
         <w:rPr>
@@ -2225,7 +2710,48 @@
         <w:t xml:space="preserve">ssh </w:t>
       </w:r>
       <w:r>
-        <w:t>на коммутаторе.</w:t>
+        <w:t>протокол версии 2</w:t>
+      </w:r>
+      <w:r>
+        <w:rPr>
+          <w:lang w:val="en-US"/>
+        </w:rPr>
+        <w:t>:</w:t>
+      </w:r>
+    </w:p>
+    <w:p>
+      <w:pPr>
+        <w:pStyle w:val="a7"/>
+        <w:spacing w:after="0"/>
+        <w:ind w:left="1068"/>
+        <w:jc w:val="both"/>
+        <w:rPr>
+          <w:lang w:val="en-US"/>
+        </w:rPr>
+      </w:pPr>
+      <w:proofErr w:type="spellStart"/>
+      <w:r>
+        <w:t>ip</w:t>
+      </w:r>
+      <w:proofErr w:type="spellEnd"/>
+      <w:r>
+        <w:t xml:space="preserve"> </w:t>
+      </w:r>
+      <w:proofErr w:type="spellStart"/>
+      <w:r>
+        <w:t>ssh</w:t>
+      </w:r>
+      <w:proofErr w:type="spellEnd"/>
+      <w:r>
+        <w:t xml:space="preserve"> </w:t>
+      </w:r>
+      <w:proofErr w:type="spellStart"/>
+      <w:r>
+        <w:t>version</w:t>
+      </w:r>
+      <w:proofErr w:type="spellEnd"/>
+      <w:r>
+        <w:t xml:space="preserve"> 2</w:t>
       </w:r>
     </w:p>
     <w:p>
@@ -2242,29 +2768,63 @@
         </w:rPr>
       </w:pPr>
       <w:r>
-        <w:t>Зададим</w:t>
-      </w:r>
-      <w:r>
-        <w:rPr>
-          <w:lang w:val="en-US"/>
-        </w:rPr>
-        <w:t xml:space="preserve"> </w:t>
-      </w:r>
-      <w:r>
-        <w:t>имя</w:t>
-      </w:r>
-      <w:r>
-        <w:rPr>
-          <w:lang w:val="en-US"/>
-        </w:rPr>
-        <w:t xml:space="preserve"> ip domain-name adminSW0</w:t>
-      </w:r>
-      <w:r>
-        <w:rPr>
-          <w:lang w:val="en-US"/>
-        </w:rPr>
-        <w:t>.</w:t>
-      </w:r>
+        <w:t xml:space="preserve">Задать </w:t>
+      </w:r>
+      <w:r>
+        <w:rPr>
+          <w:lang w:val="en-US"/>
+        </w:rPr>
+        <w:t xml:space="preserve">RSA </w:t>
+      </w:r>
+      <w:r>
+        <w:t>ключ</w:t>
+      </w:r>
+      <w:r>
+        <w:rPr>
+          <w:lang w:val="en-US"/>
+        </w:rPr>
+        <w:t xml:space="preserve"> </w:t>
+      </w:r>
+      <w:r>
+        <w:t>размером 512:</w:t>
+      </w:r>
+    </w:p>
+    <w:p>
+      <w:pPr>
+        <w:pStyle w:val="a7"/>
+        <w:spacing w:after="0"/>
+        <w:ind w:left="1068"/>
+        <w:jc w:val="both"/>
+      </w:pPr>
+      <w:proofErr w:type="spellStart"/>
+      <w:r>
+        <w:t>crypto</w:t>
+      </w:r>
+      <w:proofErr w:type="spellEnd"/>
+      <w:r>
+        <w:t xml:space="preserve"> </w:t>
+      </w:r>
+      <w:proofErr w:type="spellStart"/>
+      <w:r>
+        <w:t>key</w:t>
+      </w:r>
+      <w:proofErr w:type="spellEnd"/>
+      <w:r>
+        <w:t xml:space="preserve"> </w:t>
+      </w:r>
+      <w:proofErr w:type="spellStart"/>
+      <w:r>
+        <w:t>generate</w:t>
+      </w:r>
+      <w:proofErr w:type="spellEnd"/>
+      <w:r>
+        <w:t xml:space="preserve"> </w:t>
+      </w:r>
+      <w:proofErr w:type="spellStart"/>
+      <w:r>
+        <w:t>rsa</w:t>
+      </w:r>
+      <w:proofErr w:type="spellEnd"/>
       <w:r>
         <w:rPr>
           <w:lang w:val="en-US"/>
@@ -2283,8 +2843,27 @@
         <w:jc w:val="both"/>
       </w:pPr>
       <w:r>
-        <w:t>Если не задано имя пользователя и пароль – задать.</w:t>
-      </w:r>
+        <w:rPr>
+          <w:lang w:val="en-US"/>
+        </w:rPr>
+        <w:t xml:space="preserve">Do </w:t>
+      </w:r>
+      <w:proofErr w:type="spellStart"/>
+      <w:r>
+        <w:rPr>
+          <w:lang w:val="en-US"/>
+        </w:rPr>
+        <w:t>wr</w:t>
+      </w:r>
+      <w:proofErr w:type="spellEnd"/>
+    </w:p>
+    <w:p>
+      <w:pPr>
+        <w:pStyle w:val="a7"/>
+        <w:spacing w:after="0"/>
+        <w:ind w:left="1068"/>
+        <w:jc w:val="both"/>
+      </w:pPr>
     </w:p>
     <w:p>
       <w:pPr>
@@ -2297,22 +2876,13 @@
         <w:jc w:val="both"/>
       </w:pPr>
       <w:r>
-        <w:t xml:space="preserve">Установить </w:t>
-      </w:r>
-      <w:r>
-        <w:rPr>
-          <w:lang w:val="en-US"/>
-        </w:rPr>
-        <w:t xml:space="preserve">ssh </w:t>
-      </w:r>
-      <w:r>
-        <w:t>протокол версии 2</w:t>
-      </w:r>
-      <w:r>
-        <w:rPr>
-          <w:lang w:val="en-US"/>
-        </w:rPr>
-        <w:t>:</w:t>
+        <w:t>Настроим</w:t>
+      </w:r>
+      <w:r>
+        <w:t xml:space="preserve"> виртуальный</w:t>
+      </w:r>
+      <w:r>
+        <w:t xml:space="preserve"> интерфейс:</w:t>
       </w:r>
     </w:p>
     <w:p>
@@ -2321,12 +2891,28 @@
         <w:spacing w:after="0"/>
         <w:ind w:left="1068"/>
         <w:jc w:val="both"/>
-        <w:rPr>
-          <w:lang w:val="en-US"/>
-        </w:rPr>
-      </w:pPr>
-      <w:r>
-        <w:t>ip ssh version 2</w:t>
+      </w:pPr>
+      <w:proofErr w:type="spellStart"/>
+      <w:r>
+        <w:t>line</w:t>
+      </w:r>
+      <w:proofErr w:type="spellEnd"/>
+      <w:r>
+        <w:t xml:space="preserve"> </w:t>
+      </w:r>
+      <w:proofErr w:type="spellStart"/>
+      <w:r>
+        <w:t>vty</w:t>
+      </w:r>
+      <w:proofErr w:type="spellEnd"/>
+      <w:r>
+        <w:t xml:space="preserve"> 0 15</w:t>
+      </w:r>
+      <w:r>
+        <w:t>(в некоторых источниках задают 0 4)</w:t>
+      </w:r>
+      <w:r>
+        <w:t xml:space="preserve"> </w:t>
       </w:r>
     </w:p>
     <w:p>
@@ -2338,30 +2924,167 @@
         </w:numPr>
         <w:spacing w:after="0"/>
         <w:jc w:val="both"/>
-        <w:rPr>
-          <w:lang w:val="en-US"/>
-        </w:rPr>
-      </w:pPr>
-      <w:r>
-        <w:t xml:space="preserve">Задать </w:t>
-      </w:r>
-      <w:r>
-        <w:rPr>
-          <w:lang w:val="en-US"/>
-        </w:rPr>
-        <w:t xml:space="preserve">RSA </w:t>
-      </w:r>
-      <w:r>
-        <w:t>ключ</w:t>
-      </w:r>
-      <w:r>
-        <w:rPr>
-          <w:lang w:val="en-US"/>
-        </w:rPr>
-        <w:t xml:space="preserve"> </w:t>
-      </w:r>
-      <w:r>
-        <w:t>размером 512:</w:t>
+      </w:pPr>
+      <w:r>
+        <w:t>Определить</w:t>
+      </w:r>
+      <w:r>
+        <w:t xml:space="preserve"> </w:t>
+      </w:r>
+      <w:r>
+        <w:rPr>
+          <w:lang w:val="en-US"/>
+        </w:rPr>
+        <w:t>SSH</w:t>
+      </w:r>
+      <w:r>
+        <w:t xml:space="preserve"> протокол на вход: </w:t>
+      </w:r>
+      <w:r>
+        <w:rPr>
+          <w:lang w:val="en-US"/>
+        </w:rPr>
+        <w:t>transport</w:t>
+      </w:r>
+      <w:r>
+        <w:t xml:space="preserve"> </w:t>
+      </w:r>
+      <w:r>
+        <w:rPr>
+          <w:lang w:val="en-US"/>
+        </w:rPr>
+        <w:t>input</w:t>
+      </w:r>
+      <w:r>
+        <w:t xml:space="preserve"> </w:t>
+      </w:r>
+      <w:r>
+        <w:rPr>
+          <w:lang w:val="en-US"/>
+        </w:rPr>
+        <w:t>ssh</w:t>
+      </w:r>
+    </w:p>
+    <w:p>
+      <w:pPr>
+        <w:pStyle w:val="a7"/>
+        <w:numPr>
+          <w:ilvl w:val="0"/>
+          <w:numId w:val="12"/>
+        </w:numPr>
+        <w:spacing w:after="0"/>
+        <w:jc w:val="both"/>
+      </w:pPr>
+      <w:r>
+        <w:t xml:space="preserve">Использовать локальный логин: </w:t>
+      </w:r>
+      <w:proofErr w:type="spellStart"/>
+      <w:r>
+        <w:t>login</w:t>
+      </w:r>
+      <w:proofErr w:type="spellEnd"/>
+      <w:r>
+        <w:t xml:space="preserve"> </w:t>
+      </w:r>
+      <w:proofErr w:type="spellStart"/>
+      <w:r>
+        <w:t>local</w:t>
+      </w:r>
+      <w:proofErr w:type="spellEnd"/>
+    </w:p>
+    <w:p>
+      <w:pPr>
+        <w:pStyle w:val="a7"/>
+        <w:numPr>
+          <w:ilvl w:val="0"/>
+          <w:numId w:val="12"/>
+        </w:numPr>
+        <w:spacing w:after="0"/>
+        <w:jc w:val="both"/>
+      </w:pPr>
+      <w:proofErr w:type="spellStart"/>
+      <w:r>
+        <w:t>login</w:t>
+      </w:r>
+      <w:proofErr w:type="spellEnd"/>
+      <w:r>
+        <w:t xml:space="preserve"> </w:t>
+      </w:r>
+      <w:proofErr w:type="spellStart"/>
+      <w:r>
+        <w:t>local</w:t>
+      </w:r>
+      <w:proofErr w:type="spellEnd"/>
+    </w:p>
+    <w:p>
+      <w:pPr>
+        <w:pStyle w:val="a7"/>
+        <w:numPr>
+          <w:ilvl w:val="0"/>
+          <w:numId w:val="12"/>
+        </w:numPr>
+        <w:spacing w:after="0"/>
+        <w:jc w:val="both"/>
+      </w:pPr>
+      <w:proofErr w:type="spellStart"/>
+      <w:r>
+        <w:t>logging</w:t>
+      </w:r>
+      <w:proofErr w:type="spellEnd"/>
+      <w:r>
+        <w:t xml:space="preserve"> </w:t>
+      </w:r>
+      <w:proofErr w:type="spellStart"/>
+      <w:r>
+        <w:t>synchronous</w:t>
+      </w:r>
+      <w:proofErr w:type="spellEnd"/>
+    </w:p>
+    <w:p>
+      <w:pPr>
+        <w:pStyle w:val="a7"/>
+        <w:numPr>
+          <w:ilvl w:val="0"/>
+          <w:numId w:val="12"/>
+        </w:numPr>
+        <w:spacing w:after="0"/>
+        <w:jc w:val="both"/>
+      </w:pPr>
+      <w:proofErr w:type="spellStart"/>
+      <w:r>
+        <w:t>exec-timeout</w:t>
+      </w:r>
+      <w:proofErr w:type="spellEnd"/>
+      <w:r>
+        <w:t xml:space="preserve"> 5</w:t>
+      </w:r>
+    </w:p>
+    <w:p>
+      <w:pPr>
+        <w:pStyle w:val="a7"/>
+        <w:numPr>
+          <w:ilvl w:val="0"/>
+          <w:numId w:val="12"/>
+        </w:numPr>
+        <w:spacing w:after="0"/>
+        <w:jc w:val="both"/>
+      </w:pPr>
+      <w:r>
+        <w:t>Режима ААА у коммутатора нет.</w:t>
+      </w:r>
+    </w:p>
+    <w:p>
+      <w:pPr>
+        <w:pStyle w:val="a7"/>
+        <w:numPr>
+          <w:ilvl w:val="0"/>
+          <w:numId w:val="12"/>
+        </w:numPr>
+        <w:spacing w:after="0"/>
+        <w:jc w:val="both"/>
+      </w:pPr>
+      <w:r>
+        <w:t xml:space="preserve"> Подключение с ПК должно работать:</w:t>
       </w:r>
     </w:p>
     <w:p>
@@ -2371,224 +3094,21 @@
         <w:ind w:left="1068"/>
         <w:jc w:val="both"/>
       </w:pPr>
-      <w:r>
-        <w:t>crypto key generate rsa</w:t>
-      </w:r>
-      <w:r>
-        <w:rPr>
-          <w:lang w:val="en-US"/>
-        </w:rPr>
-        <w:t xml:space="preserve"> </w:t>
-      </w:r>
-    </w:p>
-    <w:p>
-      <w:pPr>
-        <w:pStyle w:val="a7"/>
-        <w:numPr>
-          <w:ilvl w:val="0"/>
-          <w:numId w:val="12"/>
-        </w:numPr>
-        <w:spacing w:after="0"/>
-        <w:jc w:val="both"/>
-      </w:pPr>
-      <w:r>
-        <w:rPr>
-          <w:lang w:val="en-US"/>
-        </w:rPr>
-        <w:t>Do wr</w:t>
-      </w:r>
-    </w:p>
-    <w:p>
-      <w:pPr>
-        <w:pStyle w:val="a7"/>
-        <w:spacing w:after="0"/>
-        <w:ind w:left="1068"/>
-        <w:jc w:val="both"/>
-      </w:pPr>
-    </w:p>
-    <w:p>
-      <w:pPr>
-        <w:pStyle w:val="a7"/>
-        <w:numPr>
-          <w:ilvl w:val="0"/>
-          <w:numId w:val="12"/>
-        </w:numPr>
-        <w:spacing w:after="0"/>
-        <w:jc w:val="both"/>
-      </w:pPr>
-      <w:r>
-        <w:t>Настроим</w:t>
-      </w:r>
-      <w:r>
-        <w:t xml:space="preserve"> виртуальный</w:t>
-      </w:r>
-      <w:r>
-        <w:t xml:space="preserve"> интерфейс:</w:t>
-      </w:r>
-    </w:p>
-    <w:p>
-      <w:pPr>
-        <w:pStyle w:val="a7"/>
-        <w:spacing w:after="0"/>
-        <w:ind w:left="1068"/>
-        <w:jc w:val="both"/>
-      </w:pPr>
-      <w:r>
-        <w:t>line vty 0 15</w:t>
-      </w:r>
-      <w:r>
-        <w:t>(в некоторых источниках задают 0 4)</w:t>
-      </w:r>
-      <w:r>
-        <w:t xml:space="preserve"> </w:t>
-      </w:r>
-    </w:p>
-    <w:p>
-      <w:pPr>
-        <w:pStyle w:val="a7"/>
-        <w:numPr>
-          <w:ilvl w:val="0"/>
-          <w:numId w:val="12"/>
-        </w:numPr>
-        <w:spacing w:after="0"/>
-        <w:jc w:val="both"/>
-      </w:pPr>
-      <w:r>
-        <w:t>Определить</w:t>
-      </w:r>
-      <w:r>
-        <w:t xml:space="preserve"> </w:t>
-      </w:r>
-      <w:r>
-        <w:rPr>
-          <w:lang w:val="en-US"/>
-        </w:rPr>
-        <w:t>SSH</w:t>
-      </w:r>
-      <w:r>
-        <w:t xml:space="preserve"> протокол на вход: </w:t>
-      </w:r>
-      <w:r>
-        <w:rPr>
-          <w:lang w:val="en-US"/>
-        </w:rPr>
-        <w:t>transport</w:t>
-      </w:r>
-      <w:r>
-        <w:t xml:space="preserve"> </w:t>
-      </w:r>
-      <w:r>
-        <w:rPr>
-          <w:lang w:val="en-US"/>
-        </w:rPr>
-        <w:t>input</w:t>
-      </w:r>
-      <w:r>
-        <w:t xml:space="preserve"> </w:t>
-      </w:r>
-      <w:r>
-        <w:rPr>
-          <w:lang w:val="en-US"/>
-        </w:rPr>
+      <w:proofErr w:type="spellStart"/>
+      <w:r>
         <w:t>ssh</w:t>
       </w:r>
-    </w:p>
-    <w:p>
-      <w:pPr>
-        <w:pStyle w:val="a7"/>
-        <w:numPr>
-          <w:ilvl w:val="0"/>
-          <w:numId w:val="12"/>
-        </w:numPr>
-        <w:spacing w:after="0"/>
-        <w:jc w:val="both"/>
-      </w:pPr>
-      <w:r>
-        <w:t xml:space="preserve">Использовать локальный логин: </w:t>
-      </w:r>
-      <w:r>
-        <w:t>login local</w:t>
-      </w:r>
-    </w:p>
-    <w:p>
-      <w:pPr>
-        <w:pStyle w:val="a7"/>
-        <w:numPr>
-          <w:ilvl w:val="0"/>
-          <w:numId w:val="12"/>
-        </w:numPr>
-        <w:spacing w:after="0"/>
-        <w:jc w:val="both"/>
-      </w:pPr>
-      <w:r>
-        <w:t>login local</w:t>
-      </w:r>
-    </w:p>
-    <w:p>
-      <w:pPr>
-        <w:pStyle w:val="a7"/>
-        <w:numPr>
-          <w:ilvl w:val="0"/>
-          <w:numId w:val="12"/>
-        </w:numPr>
-        <w:spacing w:after="0"/>
-        <w:jc w:val="both"/>
-      </w:pPr>
-      <w:r>
-        <w:t>logging synchronous</w:t>
-      </w:r>
-    </w:p>
-    <w:p>
-      <w:pPr>
-        <w:pStyle w:val="a7"/>
-        <w:numPr>
-          <w:ilvl w:val="0"/>
-          <w:numId w:val="12"/>
-        </w:numPr>
-        <w:spacing w:after="0"/>
-        <w:jc w:val="both"/>
-      </w:pPr>
-      <w:r>
-        <w:t>exec-timeout 5</w:t>
-      </w:r>
-    </w:p>
-    <w:p>
-      <w:pPr>
-        <w:pStyle w:val="a7"/>
-        <w:numPr>
-          <w:ilvl w:val="0"/>
-          <w:numId w:val="12"/>
-        </w:numPr>
-        <w:spacing w:after="0"/>
-        <w:jc w:val="both"/>
-      </w:pPr>
-      <w:r>
-        <w:t>Режима ААА у коммутатора нет.</w:t>
-      </w:r>
-    </w:p>
-    <w:p>
-      <w:pPr>
-        <w:pStyle w:val="a7"/>
-        <w:numPr>
-          <w:ilvl w:val="0"/>
-          <w:numId w:val="12"/>
-        </w:numPr>
-        <w:spacing w:after="0"/>
-        <w:jc w:val="both"/>
-      </w:pPr>
-      <w:r>
-        <w:t xml:space="preserve"> Подключение с ПК должно работать:</w:t>
-      </w:r>
-    </w:p>
-    <w:p>
-      <w:pPr>
-        <w:pStyle w:val="a7"/>
-        <w:spacing w:after="0"/>
-        <w:ind w:left="1068"/>
-        <w:jc w:val="both"/>
-      </w:pPr>
-      <w:r>
-        <w:t>ssh -l admin 192.168.100.254</w:t>
+      <w:proofErr w:type="spellEnd"/>
+      <w:r>
+        <w:t xml:space="preserve"> -l </w:t>
+      </w:r>
+      <w:proofErr w:type="spellStart"/>
+      <w:r>
+        <w:t>admin</w:t>
+      </w:r>
+      <w:proofErr w:type="spellEnd"/>
+      <w:r>
+        <w:t xml:space="preserve"> 192.168.100.254</w:t>
       </w:r>
     </w:p>
     <w:p>
@@ -4332,6 +4852,7 @@
   <w:style w:type="character" w:default="1" w:styleId="a0">
     <w:name w:val="Default Paragraph Font"/>
     <w:uiPriority w:val="1"/>
+    <w:semiHidden/>
     <w:unhideWhenUsed/>
   </w:style>
   <w:style w:type="table" w:default="1" w:styleId="a1">
